--- a/prosedurler/EMS.YS.PRO.11.04. Risks and Opportunities Procedure.docx
+++ b/prosedurler/EMS.YS.PRO.11.04. Risks and Opportunities Procedure.docx
@@ -3059,69 +3059,6 @@
                 <w:color w:val="000000"/>
                 <w:lang w:val="en-GB" w:eastAsia="en-GB"/>
               </w:rPr>
-              <w:drawing>
-                <wp:anchor distT="0" distB="0" distL="114300" distR="114300" simplePos="0" relativeHeight="251658240" behindDoc="0" locked="0" layoutInCell="1" allowOverlap="1" wp14:anchorId="168E1990" wp14:editId="230A926C">
-                  <wp:simplePos x="0" y="0"/>
-                  <wp:positionH relativeFrom="column">
-                    <wp:posOffset>-143510</wp:posOffset>
-                  </wp:positionH>
-                  <wp:positionV relativeFrom="paragraph">
-                    <wp:posOffset>153670</wp:posOffset>
-                  </wp:positionV>
-                  <wp:extent cx="1569720" cy="1046480"/>
-                  <wp:effectExtent l="0" t="0" r="0" b="0"/>
-                  <wp:wrapNone/>
-                  <wp:docPr id="1968470152" name="Resim 1"/>
-                  <wp:cNvGraphicFramePr>
-                    <a:graphicFrameLocks xmlns:a="http://schemas.openxmlformats.org/drawingml/2006/main" noChangeAspect="1"/>
-                  </wp:cNvGraphicFramePr>
-                  <a:graphic xmlns:a="http://schemas.openxmlformats.org/drawingml/2006/main">
-                    <a:graphicData uri="http://schemas.openxmlformats.org/drawingml/2006/picture">
-                      <pic:pic xmlns:pic="http://schemas.openxmlformats.org/drawingml/2006/picture">
-                        <pic:nvPicPr>
-                          <pic:cNvPr id="1968470152" name="Resim 1968470152"/>
-                          <pic:cNvPicPr/>
-                        </pic:nvPicPr>
-                        <pic:blipFill>
-                          <a:blip r:embed="rId9" cstate="print">
-                            <a:extLst>
-                              <a:ext uri="{28A0092B-C50C-407E-A947-70E740481C1C}">
-                                <a14:useLocalDpi xmlns:a14="http://schemas.microsoft.com/office/drawing/2010/main" val="0"/>
-                              </a:ext>
-                            </a:extLst>
-                          </a:blip>
-                          <a:stretch>
-                            <a:fillRect/>
-                          </a:stretch>
-                        </pic:blipFill>
-                        <pic:spPr>
-                          <a:xfrm>
-                            <a:off x="0" y="0"/>
-                            <a:ext cx="1569720" cy="1046480"/>
-                          </a:xfrm>
-                          <a:prstGeom prst="rect">
-                            <a:avLst/>
-                          </a:prstGeom>
-                        </pic:spPr>
-                      </pic:pic>
-                    </a:graphicData>
-                  </a:graphic>
-                  <wp14:sizeRelH relativeFrom="page">
-                    <wp14:pctWidth>0</wp14:pctWidth>
-                  </wp14:sizeRelH>
-                  <wp14:sizeRelV relativeFrom="page">
-                    <wp14:pctHeight>0</wp14:pctHeight>
-                  </wp14:sizeRelV>
-                </wp:anchor>
-              </w:drawing>
-            </w:r>
-            <w:r>
-              <w:rPr>
-                <w:rFonts w:ascii="Calibri" w:eastAsia="Times New Roman" w:hAnsi="Calibri" w:cs="Calibri"/>
-                <w:noProof/>
-                <w:color w:val="000000"/>
-                <w:lang w:val="en-GB" w:eastAsia="en-GB"/>
-              </w:rPr>
               <w:t>Kalite Güvence Müdürü</w:t>
             </w:r>
           </w:p>
@@ -3162,7 +3099,7 @@
                 <w:szCs w:val="18"/>
                 <w:lang w:val="en-GB" w:eastAsia="en-GB"/>
               </w:rPr>
-              <w:t>ABDULLAH BAYDOGAN</w:t>
+              <w:t>ABDULLAH BAYDOĞAN</w:t>
             </w:r>
           </w:p>
         </w:tc>
@@ -3334,7 +3271,7 @@
               <w:bottom w:val="single" w:sz="4" w:space="0" w:color="auto"/>
               <w:right w:val="single" w:sz="4" w:space="0" w:color="auto"/>
             </w:tcBorders>
-            <w:vAlign w:val="bottom"/>
+            <w:vAlign w:val="center"/>
           </w:tcPr>
           <w:p>
             <w:pPr>
@@ -3347,6 +3284,43 @@
                 <w:lang w:val="en-GB" w:eastAsia="en-GB"/>
               </w:rPr>
             </w:pPr>
+            <w:r>
+              <w:drawing>
+                <wp:inline distT="0" distB="0" distL="0" distR="0">
+                  <wp:extent cx="659218" cy="566928"/>
+                  <wp:effectExtent l="0" t="0" r="0" b="0"/>
+                  <wp:docPr id="900102" name="Imza Ali Kaan Genc"/>
+                  <wp:cNvGraphicFramePr>
+                    <a:graphicFrameLocks xmlns:a="http://schemas.openxmlformats.org/drawingml/2006/main" noChangeAspect="1"/>
+                  </wp:cNvGraphicFramePr>
+                  <a:graphic xmlns:a="http://schemas.openxmlformats.org/drawingml/2006/main">
+                    <a:graphicData uri="http://schemas.openxmlformats.org/drawingml/2006/picture">
+                      <pic:pic xmlns:pic="http://schemas.openxmlformats.org/drawingml/2006/picture">
+                        <pic:nvPicPr>
+                          <pic:cNvPr id="900102" name="Imza Ali Kaan Genc"/>
+                          <pic:cNvPicPr/>
+                        </pic:nvPicPr>
+                        <pic:blipFill>
+                          <a:blip r:embed="sigAliKaan"/>
+                          <a:stretch>
+                            <a:fillRect/>
+                          </a:stretch>
+                        </pic:blipFill>
+                        <pic:spPr>
+                          <a:xfrm>
+                            <a:off x="0" y="0"/>
+                            <a:ext cx="659218" cy="566928"/>
+                          </a:xfrm>
+                          <a:prstGeom prst="rect">
+                            <a:avLst/>
+                          </a:prstGeom>
+                        </pic:spPr>
+                      </pic:pic>
+                    </a:graphicData>
+                  </a:graphic>
+                </wp:inline>
+              </w:drawing>
+            </w:r>
           </w:p>
         </w:tc>
         <w:tc>
@@ -3384,7 +3358,7 @@
               <w:bottom w:val="single" w:sz="4" w:space="0" w:color="auto"/>
               <w:right w:val="single" w:sz="4" w:space="0" w:color="auto"/>
             </w:tcBorders>
-            <w:vAlign w:val="bottom"/>
+            <w:vAlign w:val="center"/>
           </w:tcPr>
           <w:p>
             <w:pPr>
@@ -3397,6 +3371,43 @@
                 <w:lang w:val="en-GB" w:eastAsia="en-GB"/>
               </w:rPr>
             </w:pPr>
+            <w:r>
+              <w:drawing>
+                <wp:inline distT="0" distB="0" distL="0" distR="0">
+                  <wp:extent cx="850392" cy="566928"/>
+                  <wp:effectExtent l="0" t="0" r="0" b="0"/>
+                  <wp:docPr id="900104" name="Imza Abdullah Baydogan"/>
+                  <wp:cNvGraphicFramePr>
+                    <a:graphicFrameLocks xmlns:a="http://schemas.openxmlformats.org/drawingml/2006/main" noChangeAspect="1"/>
+                  </wp:cNvGraphicFramePr>
+                  <a:graphic xmlns:a="http://schemas.openxmlformats.org/drawingml/2006/main">
+                    <a:graphicData uri="http://schemas.openxmlformats.org/drawingml/2006/picture">
+                      <pic:pic xmlns:pic="http://schemas.openxmlformats.org/drawingml/2006/picture">
+                        <pic:nvPicPr>
+                          <pic:cNvPr id="900104" name="Imza Abdullah Baydogan"/>
+                          <pic:cNvPicPr/>
+                        </pic:nvPicPr>
+                        <pic:blipFill>
+                          <a:blip r:embed="rId9"/>
+                          <a:stretch>
+                            <a:fillRect/>
+                          </a:stretch>
+                        </pic:blipFill>
+                        <pic:spPr>
+                          <a:xfrm>
+                            <a:off x="0" y="0"/>
+                            <a:ext cx="850392" cy="566928"/>
+                          </a:xfrm>
+                          <a:prstGeom prst="rect">
+                            <a:avLst/>
+                          </a:prstGeom>
+                        </pic:spPr>
+                      </pic:pic>
+                    </a:graphicData>
+                  </a:graphic>
+                </wp:inline>
+              </w:drawing>
+            </w:r>
           </w:p>
         </w:tc>
         <w:tc>
@@ -3434,7 +3445,7 @@
               <w:bottom w:val="single" w:sz="4" w:space="0" w:color="auto"/>
               <w:right w:val="single" w:sz="4" w:space="0" w:color="auto"/>
             </w:tcBorders>
-            <w:vAlign w:val="bottom"/>
+            <w:vAlign w:val="center"/>
           </w:tcPr>
           <w:p>
             <w:pPr>
@@ -3447,6 +3458,43 @@
                 <w:lang w:val="en-GB" w:eastAsia="en-GB"/>
               </w:rPr>
             </w:pPr>
+            <w:r>
+              <w:drawing>
+                <wp:inline distT="0" distB="0" distL="0" distR="0">
+                  <wp:extent cx="944879" cy="566928"/>
+                  <wp:effectExtent l="0" t="0" r="0" b="0"/>
+                  <wp:docPr id="900106" name="Imza Fatih Salbars"/>
+                  <wp:cNvGraphicFramePr>
+                    <a:graphicFrameLocks xmlns:a="http://schemas.openxmlformats.org/drawingml/2006/main" noChangeAspect="1"/>
+                  </wp:cNvGraphicFramePr>
+                  <a:graphic xmlns:a="http://schemas.openxmlformats.org/drawingml/2006/main">
+                    <a:graphicData uri="http://schemas.openxmlformats.org/drawingml/2006/picture">
+                      <pic:pic xmlns:pic="http://schemas.openxmlformats.org/drawingml/2006/picture">
+                        <pic:nvPicPr>
+                          <pic:cNvPr id="900106" name="Imza Fatih Salbars"/>
+                          <pic:cNvPicPr/>
+                        </pic:nvPicPr>
+                        <pic:blipFill>
+                          <a:blip r:embed="sigFatih"/>
+                          <a:stretch>
+                            <a:fillRect/>
+                          </a:stretch>
+                        </pic:blipFill>
+                        <pic:spPr>
+                          <a:xfrm>
+                            <a:off x="0" y="0"/>
+                            <a:ext cx="944879" cy="566928"/>
+                          </a:xfrm>
+                          <a:prstGeom prst="rect">
+                            <a:avLst/>
+                          </a:prstGeom>
+                        </pic:spPr>
+                      </pic:pic>
+                    </a:graphicData>
+                  </a:graphic>
+                </wp:inline>
+              </w:drawing>
+            </w:r>
           </w:p>
         </w:tc>
       </w:tr>

--- a/prosedurler/EMS.YS.PRO.11.04. Risks and Opportunities Procedure.docx
+++ b/prosedurler/EMS.YS.PRO.11.04. Risks and Opportunities Procedure.docx
@@ -32,7 +32,7 @@
           <w:sz w:val="24"/>
           <w:szCs w:val="24"/>
         </w:rPr>
-        <w:t xml:space="preserve">This procedure defines how Eroglu Knitting (EMS) identifies, evaluates and prioritises the risks and opportunities arising from its context, interested party requirements and processes, and how actions are planned, implemented and checked for effectiveness, in line with ISO 9001, ISO 14001 and ISO 45001.</w:t>
+        <w:t xml:space="preserve">This procedure defines how Eroglu Knitting (EMS) identifies, evaluates and prioritises the risks and opportunities arising from its context, interested party requirements, processes and customer orders, and how actions are planned, implemented and checked for effectiveness, in line with ISO 9001:2015 (clause 6.1), ISO 14001 and ISO 45001.</w:t>
       </w:r>
     </w:p>
     <w:p>
@@ -73,7 +73,7 @@
           <w:sz w:val="24"/>
           <w:szCs w:val="24"/>
         </w:rPr>
-        <w:t xml:space="preserve">This procedure covers business and management system level risks and opportunities of all EMS departments and processes. Detailed operational assessments (OHS hazards, environmental aspects, chemical risks and security risks) are carried out under their own procedures and their significant results are carried into this process.</w:t>
+        <w:t xml:space="preserve">This procedure covers business and management system level risks and opportunities of all EMS departments and processes, and the order-level (post-order) risk analysis carried out for customer orders before production. Detailed operational assessments (OHS hazards, environmental aspects, chemical risks and security risks) are carried out under their own procedures and their significant results are carried into this process.</w:t>
       </w:r>
     </w:p>
     <w:p>
@@ -226,6 +226,40 @@
           <w:sz w:val="24"/>
           <w:szCs w:val="24"/>
         </w:rPr>
+        <w:t xml:space="preserve">Quality Assurance Manager:</w:t>
+      </w:r>
+      <w:r>
+        <w:rPr>
+          <w:rFonts w:ascii="Calibri" w:hAnsi="Calibri" w:cs="Arial"/>
+          <w:sz w:val="24"/>
+          <w:szCs w:val="24"/>
+        </w:rPr>
+        <w:t xml:space="preserve"> Leads the post-order risk analysis for customer orders and verifies that control measures are in place before production.</w:t>
+      </w:r>
+    </w:p>
+    <w:p>
+      <w:pPr>
+        <w:pStyle w:val="ListeParagraf"/>
+        <w:spacing w:after="80"/>
+        <w:ind w:left="709" w:right="0"/>
+        <w:jc w:val="both"/>
+      </w:pPr>
+      <w:r>
+        <w:rPr>
+          <w:rFonts w:ascii="Calibri" w:hAnsi="Calibri" w:cs="Arial"/>
+          <w:sz w:val="24"/>
+          <w:szCs w:val="24"/>
+        </w:rPr>
+        <w:t xml:space="preserve">• </w:t>
+      </w:r>
+      <w:r>
+        <w:rPr>
+          <w:rFonts w:ascii="Calibri" w:hAnsi="Calibri" w:cs="Arial"/>
+          <w:b/>
+          <w:bCs/>
+          <w:sz w:val="24"/>
+          <w:szCs w:val="24"/>
+        </w:rPr>
         <w:t xml:space="preserve">HSE, Quality, CSR and Security Managers:</w:t>
       </w:r>
       <w:r>
@@ -430,6 +464,74 @@
           <w:szCs w:val="24"/>
         </w:rPr>
         <w:t xml:space="preserve"> Likelihood × Severity, used to prioritise risks.</w:t>
+      </w:r>
+    </w:p>
+    <w:p>
+      <w:pPr>
+        <w:pStyle w:val="ListeParagraf"/>
+        <w:spacing w:after="80"/>
+        <w:ind w:left="709" w:right="0"/>
+        <w:jc w:val="both"/>
+      </w:pPr>
+      <w:r>
+        <w:rPr>
+          <w:rFonts w:ascii="Calibri" w:hAnsi="Calibri" w:cs="Arial"/>
+          <w:sz w:val="24"/>
+          <w:szCs w:val="24"/>
+        </w:rPr>
+        <w:t xml:space="preserve">• </w:t>
+      </w:r>
+      <w:r>
+        <w:rPr>
+          <w:rFonts w:ascii="Calibri" w:hAnsi="Calibri" w:cs="Arial"/>
+          <w:b/>
+          <w:bCs/>
+          <w:sz w:val="24"/>
+          <w:szCs w:val="24"/>
+        </w:rPr>
+        <w:t xml:space="preserve">Residual Risk:</w:t>
+      </w:r>
+      <w:r>
+        <w:rPr>
+          <w:rFonts w:ascii="Calibri" w:hAnsi="Calibri" w:cs="Arial"/>
+          <w:sz w:val="24"/>
+          <w:szCs w:val="24"/>
+        </w:rPr>
+        <w:t xml:space="preserve"> The risk score that remains after the control measures are applied.</w:t>
+      </w:r>
+    </w:p>
+    <w:p>
+      <w:pPr>
+        <w:pStyle w:val="ListeParagraf"/>
+        <w:spacing w:after="80"/>
+        <w:ind w:left="709" w:right="0"/>
+        <w:jc w:val="both"/>
+      </w:pPr>
+      <w:r>
+        <w:rPr>
+          <w:rFonts w:ascii="Calibri" w:hAnsi="Calibri" w:cs="Arial"/>
+          <w:sz w:val="24"/>
+          <w:szCs w:val="24"/>
+        </w:rPr>
+        <w:t xml:space="preserve">• </w:t>
+      </w:r>
+      <w:r>
+        <w:rPr>
+          <w:rFonts w:ascii="Calibri" w:hAnsi="Calibri" w:cs="Arial"/>
+          <w:b/>
+          <w:bCs/>
+          <w:sz w:val="24"/>
+          <w:szCs w:val="24"/>
+        </w:rPr>
+        <w:t xml:space="preserve">Post-Order Risk Analysis:</w:t>
+      </w:r>
+      <w:r>
+        <w:rPr>
+          <w:rFonts w:ascii="Calibri" w:hAnsi="Calibri" w:cs="Arial"/>
+          <w:sz w:val="24"/>
+          <w:szCs w:val="24"/>
+        </w:rPr>
+        <w:t xml:space="preserve"> The scoring of the quality, delivery, material and compliance risks of an accepted customer order before production starts.</w:t>
       </w:r>
     </w:p>
     <w:p>
@@ -605,6 +707,22 @@
         <w:ind w:left="709" w:right="0"/>
         <w:jc w:val="both"/>
       </w:pPr>
+      <w:r>
+        <w:rPr>
+          <w:rFonts w:ascii="Calibri" w:hAnsi="Calibri" w:cs="Arial"/>
+          <w:sz w:val="24"/>
+          <w:szCs w:val="24"/>
+        </w:rPr>
+        <w:t xml:space="preserve">1.4. Risks and opportunities are recorded in the Risk and Opportunity Register with the process, description, cause, effect, existing controls and owner.</w:t>
+      </w:r>
+    </w:p>
+    <w:p>
+      <w:pPr>
+        <w:pStyle w:val="ListeParagraf"/>
+        <w:spacing w:after="80"/>
+        <w:ind w:left="709" w:right="0"/>
+        <w:jc w:val="both"/>
+      </w:pPr>
     </w:p>
     <w:p>
       <w:pPr>
@@ -719,6 +837,22 @@
         <w:ind w:left="709" w:right="0"/>
         <w:jc w:val="both"/>
       </w:pPr>
+      <w:r>
+        <w:rPr>
+          <w:rFonts w:ascii="Calibri" w:hAnsi="Calibri" w:cs="Arial"/>
+          <w:sz w:val="24"/>
+          <w:szCs w:val="24"/>
+        </w:rPr>
+        <w:t xml:space="preserve">2.3. Risks related to product safety, chemical compliance and customer social-compliance requirements are always evaluated at least as Medium, unless a documented control proves otherwise.</w:t>
+      </w:r>
+    </w:p>
+    <w:p>
+      <w:pPr>
+        <w:pStyle w:val="ListeParagraf"/>
+        <w:spacing w:after="80"/>
+        <w:ind w:left="709" w:right="0"/>
+        <w:jc w:val="both"/>
+      </w:pPr>
     </w:p>
     <w:p>
       <w:pPr>
@@ -734,7 +868,7 @@
           <w:sz w:val="24"/>
           <w:szCs w:val="24"/>
         </w:rPr>
-        <w:t xml:space="preserve">3. PLANNING AND IMPLEMENTING ACTIONS</w:t>
+        <w:t xml:space="preserve">3. ORDER-LEVEL (POST-ORDER) RISK ANALYSIS</w:t>
       </w:r>
     </w:p>
     <w:p>
@@ -750,7 +884,7 @@
           <w:sz w:val="24"/>
           <w:szCs w:val="24"/>
         </w:rPr>
-        <w:t xml:space="preserve">3.1. For medium and high risks and selected opportunities, actions are defined in the Risk and Opportunity Register with the responsible person, deadline and required resources.</w:t>
+        <w:t xml:space="preserve">3.1. For each accepted customer order and before production, Quality Assurance holds a risk analysis meeting with Merchandising, Planning, Production and Laboratory (TLM-ONH-02), according to EMS.ÜR.PRO.05.03.</w:t>
       </w:r>
     </w:p>
     <w:p>
@@ -766,7 +900,7 @@
           <w:sz w:val="24"/>
           <w:szCs w:val="24"/>
         </w:rPr>
-        <w:t xml:space="preserve">3.2. Actions are proportionate to the potential impact and are integrated into objectives, budgets, procedures and maintenance or training plans where possible.</w:t>
+        <w:t xml:space="preserve">3.2. The quality, delivery, material availability, compliance and new process risks of the order are scored with the same Likelihood × Severity method and recorded on the Post-Order Risk Analysis Record (EMS.QA.FRM.00.01).</w:t>
       </w:r>
     </w:p>
     <w:p>
@@ -782,7 +916,23 @@
           <w:sz w:val="24"/>
           <w:szCs w:val="24"/>
         </w:rPr>
-        <w:t xml:space="preserve">3.3. Department managers report the status of their actions to the Management System Representative every quarter.</w:t>
+        <w:t xml:space="preserve">3.3. For each high risk, the control measure, the responsible person and the deadline are recorded on the Risk Analysis Record (EMS.QA.FRM.00.02).</w:t>
+      </w:r>
+    </w:p>
+    <w:p>
+      <w:pPr>
+        <w:pStyle w:val="ListeParagraf"/>
+        <w:spacing w:after="80"/>
+        <w:ind w:left="709" w:right="0"/>
+        <w:jc w:val="both"/>
+      </w:pPr>
+      <w:r>
+        <w:rPr>
+          <w:rFonts w:ascii="Calibri" w:hAnsi="Calibri" w:cs="Arial"/>
+          <w:sz w:val="24"/>
+          <w:szCs w:val="24"/>
+        </w:rPr>
+        <w:t xml:space="preserve">3.4. A high-risk order does not start production before the action plan is approved; significant repeating order risks are transferred to the Risk and Opportunity Register.</w:t>
       </w:r>
     </w:p>
     <w:p>
@@ -807,7 +957,7 @@
           <w:sz w:val="24"/>
           <w:szCs w:val="24"/>
         </w:rPr>
-        <w:t xml:space="preserve">4. EVALUATING EFFECTIVENESS</w:t>
+        <w:t xml:space="preserve">4. PLANNING AND IMPLEMENTING ACTIONS</w:t>
       </w:r>
     </w:p>
     <w:p>
@@ -823,7 +973,7 @@
           <w:sz w:val="24"/>
           <w:szCs w:val="24"/>
         </w:rPr>
-        <w:t xml:space="preserve">4.1. After an action is completed, the risk is re-scored; the action is effective if the residual score has dropped to an acceptable level.</w:t>
+        <w:t xml:space="preserve">4.1. For medium and high risks and selected opportunities, actions are defined in the Risk and Opportunity Register with the responsible person, deadline and required resources.</w:t>
       </w:r>
     </w:p>
     <w:p>
@@ -839,7 +989,39 @@
           <w:sz w:val="24"/>
           <w:szCs w:val="24"/>
         </w:rPr>
-        <w:t xml:space="preserve">4.2. If the action is not effective, a new action is defined and the case is reported to the General Manager.</w:t>
+        <w:t xml:space="preserve">4.2. Actions are proportionate to the potential impact and are integrated into objectives, budgets, procedures and maintenance or training plans where possible.</w:t>
+      </w:r>
+    </w:p>
+    <w:p>
+      <w:pPr>
+        <w:pStyle w:val="ListeParagraf"/>
+        <w:spacing w:after="80"/>
+        <w:ind w:left="709" w:right="0"/>
+        <w:jc w:val="both"/>
+      </w:pPr>
+      <w:r>
+        <w:rPr>
+          <w:rFonts w:ascii="Calibri" w:hAnsi="Calibri" w:cs="Arial"/>
+          <w:sz w:val="24"/>
+          <w:szCs w:val="24"/>
+        </w:rPr>
+        <w:t xml:space="preserve">4.3. Planned changes are evaluated for their risks before implementation (EMS.İS.PRO.18.17).</w:t>
+      </w:r>
+    </w:p>
+    <w:p>
+      <w:pPr>
+        <w:pStyle w:val="ListeParagraf"/>
+        <w:spacing w:after="80"/>
+        <w:ind w:left="709" w:right="0"/>
+        <w:jc w:val="both"/>
+      </w:pPr>
+      <w:r>
+        <w:rPr>
+          <w:rFonts w:ascii="Calibri" w:hAnsi="Calibri" w:cs="Arial"/>
+          <w:sz w:val="24"/>
+          <w:szCs w:val="24"/>
+        </w:rPr>
+        <w:t xml:space="preserve">4.4. Department managers report the status of their actions to the Management System Representative every quarter.</w:t>
       </w:r>
     </w:p>
     <w:p>
@@ -864,7 +1046,7 @@
           <w:sz w:val="24"/>
           <w:szCs w:val="24"/>
         </w:rPr>
-        <w:t xml:space="preserve">5. REVIEW AND UPDATE</w:t>
+        <w:t xml:space="preserve">5. EVALUATING EFFECTIVENESS</w:t>
       </w:r>
     </w:p>
     <w:p>
@@ -880,7 +1062,7 @@
           <w:sz w:val="24"/>
           <w:szCs w:val="24"/>
         </w:rPr>
-        <w:t xml:space="preserve">5.1. The register is reviewed at least once a year and also after a significant change, incident, customer complaint or serious audit finding.</w:t>
+        <w:t xml:space="preserve">5.1. After an action is completed, the risk is re-scored; the action is effective if the residual score has dropped to an acceptable level (Low, or Medium with an approved justification).</w:t>
       </w:r>
     </w:p>
     <w:p>
@@ -896,7 +1078,23 @@
           <w:sz w:val="24"/>
           <w:szCs w:val="24"/>
         </w:rPr>
-        <w:t xml:space="preserve">5.2. The status of risks, opportunities and actions is presented as an input to the management review.</w:t>
+        <w:t xml:space="preserve">5.2. If the action is not effective, a new action is defined and the case is reported to the General Manager.</w:t>
+      </w:r>
+    </w:p>
+    <w:p>
+      <w:pPr>
+        <w:pStyle w:val="ListeParagraf"/>
+        <w:spacing w:after="80"/>
+        <w:ind w:left="709" w:right="0"/>
+        <w:jc w:val="both"/>
+      </w:pPr>
+      <w:r>
+        <w:rPr>
+          <w:rFonts w:ascii="Calibri" w:hAnsi="Calibri" w:cs="Arial"/>
+          <w:sz w:val="24"/>
+          <w:szCs w:val="24"/>
+        </w:rPr>
+        <w:t xml:space="preserve">5.3. When a risk occurs (incident, complaint, nonconformity), a corrective action is opened according to EMS.YS.PRO.11.02 and the register is updated.</w:t>
       </w:r>
     </w:p>
     <w:p>
@@ -921,7 +1119,7 @@
           <w:sz w:val="24"/>
           <w:szCs w:val="24"/>
         </w:rPr>
-        <w:t xml:space="preserve">6. MONITORING AND PERFORMANCE</w:t>
+        <w:t xml:space="preserve">6. REVIEW AND UPDATE</w:t>
       </w:r>
     </w:p>
     <w:p>
@@ -937,7 +1135,64 @@
           <w:sz w:val="24"/>
           <w:szCs w:val="24"/>
         </w:rPr>
-        <w:t xml:space="preserve">6.1. The following indicators are monitored:</w:t>
+        <w:t xml:space="preserve">6.1. The register is reviewed at least once a year and also after a significant change, incident, customer complaint or serious audit finding.</w:t>
+      </w:r>
+    </w:p>
+    <w:p>
+      <w:pPr>
+        <w:pStyle w:val="ListeParagraf"/>
+        <w:spacing w:after="80"/>
+        <w:ind w:left="709" w:right="0"/>
+        <w:jc w:val="both"/>
+      </w:pPr>
+      <w:r>
+        <w:rPr>
+          <w:rFonts w:ascii="Calibri" w:hAnsi="Calibri" w:cs="Arial"/>
+          <w:sz w:val="24"/>
+          <w:szCs w:val="24"/>
+        </w:rPr>
+        <w:t xml:space="preserve">6.2. The status of risks, opportunities and actions is presented as an input to the management review (EMS.YS.PRO.11.05).</w:t>
+      </w:r>
+    </w:p>
+    <w:p>
+      <w:pPr>
+        <w:pStyle w:val="ListeParagraf"/>
+        <w:spacing w:after="80"/>
+        <w:ind w:left="709" w:right="0"/>
+        <w:jc w:val="both"/>
+      </w:pPr>
+    </w:p>
+    <w:p>
+      <w:pPr>
+        <w:pStyle w:val="ListeParagraf"/>
+        <w:spacing w:before="120" w:after="60"/>
+        <w:ind w:left="709" w:right="0"/>
+      </w:pPr>
+      <w:r>
+        <w:rPr>
+          <w:rFonts w:ascii="Calibri" w:hAnsi="Calibri" w:cs="Arial"/>
+          <w:b/>
+          <w:bCs/>
+          <w:sz w:val="24"/>
+          <w:szCs w:val="24"/>
+        </w:rPr>
+        <w:t xml:space="preserve">7. MONITORING AND PERFORMANCE</w:t>
+      </w:r>
+    </w:p>
+    <w:p>
+      <w:pPr>
+        <w:pStyle w:val="ListeParagraf"/>
+        <w:spacing w:after="80"/>
+        <w:ind w:left="709" w:right="0"/>
+        <w:jc w:val="both"/>
+      </w:pPr>
+      <w:r>
+        <w:rPr>
+          <w:rFonts w:ascii="Calibri" w:hAnsi="Calibri" w:cs="Arial"/>
+          <w:sz w:val="24"/>
+          <w:szCs w:val="24"/>
+        </w:rPr>
+        <w:t xml:space="preserve">7.1. The following indicators are monitored:</w:t>
       </w:r>
     </w:p>
     <w:p>
@@ -1013,32 +1268,7 @@
           <w:sz w:val="24"/>
           <w:szCs w:val="24"/>
         </w:rPr>
-        <w:t xml:space="preserve">Number of opportunities realised during the year.</w:t>
-      </w:r>
-    </w:p>
-    <w:p>
-      <w:pPr>
-        <w:pStyle w:val="ListeParagraf"/>
-        <w:spacing w:after="80"/>
-        <w:ind w:left="709" w:right="0"/>
-        <w:jc w:val="both"/>
-      </w:pPr>
-    </w:p>
-    <w:p>
-      <w:pPr>
-        <w:pStyle w:val="ListeParagraf"/>
-        <w:spacing w:before="120" w:after="60"/>
-        <w:ind w:left="709" w:right="0"/>
-      </w:pPr>
-      <w:r>
-        <w:rPr>
-          <w:rFonts w:ascii="Calibri" w:hAnsi="Calibri" w:cs="Arial"/>
-          <w:b/>
-          <w:bCs/>
-          <w:sz w:val="24"/>
-          <w:szCs w:val="24"/>
-        </w:rPr>
-        <w:t xml:space="preserve">7. RELATED DOCUMENTS AND RECORDS</w:t>
+        <w:t xml:space="preserve">Number of opportunities realised during the year,</w:t>
       </w:r>
     </w:p>
     <w:p>
@@ -1057,7 +1287,48 @@
           <w:sz w:val="24"/>
           <w:szCs w:val="24"/>
         </w:rPr>
-        <w:t xml:space="preserve">Risk and Opportunity Register</w:t>
+        <w:t xml:space="preserve">Number of orders started without post-order risk analysis (target: 0).</w:t>
+      </w:r>
+    </w:p>
+    <w:p>
+      <w:pPr>
+        <w:pStyle w:val="ListeParagraf"/>
+        <w:spacing w:after="80"/>
+        <w:ind w:left="709" w:right="0"/>
+        <w:jc w:val="both"/>
+      </w:pPr>
+      <w:r>
+        <w:rPr>
+          <w:rFonts w:ascii="Calibri" w:hAnsi="Calibri" w:cs="Arial"/>
+          <w:sz w:val="24"/>
+          <w:szCs w:val="24"/>
+        </w:rPr>
+        <w:t xml:space="preserve">7.2. Targets are defined in the company policy and are updated when necessary.</w:t>
+      </w:r>
+    </w:p>
+    <w:p>
+      <w:pPr>
+        <w:pStyle w:val="ListeParagraf"/>
+        <w:spacing w:after="80"/>
+        <w:ind w:left="709" w:right="0"/>
+        <w:jc w:val="both"/>
+      </w:pPr>
+    </w:p>
+    <w:p>
+      <w:pPr>
+        <w:pStyle w:val="ListeParagraf"/>
+        <w:spacing w:before="120" w:after="60"/>
+        <w:ind w:left="709" w:right="0"/>
+      </w:pPr>
+      <w:r>
+        <w:rPr>
+          <w:rFonts w:ascii="Calibri" w:hAnsi="Calibri" w:cs="Arial"/>
+          <w:b/>
+          <w:bCs/>
+          <w:sz w:val="24"/>
+          <w:szCs w:val="24"/>
+        </w:rPr>
+        <w:t xml:space="preserve">8. RELATED DOCUMENTS AND RECORDS</w:t>
       </w:r>
     </w:p>
     <w:p>
@@ -1076,7 +1347,7 @@
           <w:sz w:val="24"/>
           <w:szCs w:val="24"/>
         </w:rPr>
-        <w:t xml:space="preserve">Action Follow-up List</w:t>
+        <w:t xml:space="preserve">Risk and Opportunity Register</w:t>
       </w:r>
     </w:p>
     <w:p>
@@ -1095,7 +1366,7 @@
           <w:sz w:val="24"/>
           <w:szCs w:val="24"/>
         </w:rPr>
-        <w:t xml:space="preserve">EMS.YS.PRO.11.03. Context of the Organization and Interested Parties Procedure</w:t>
+        <w:t xml:space="preserve">Action Follow-up List</w:t>
       </w:r>
     </w:p>
     <w:p>
@@ -1114,7 +1385,7 @@
           <w:sz w:val="24"/>
           <w:szCs w:val="24"/>
         </w:rPr>
-        <w:t xml:space="preserve">EMS.YS.PRO.11.02. Internal Audit, Nonconformity and Corrective Action Procedure</w:t>
+        <w:t xml:space="preserve">EMS.QA.FRM.00.01. Post-Order Risk Analysis Record</w:t>
       </w:r>
     </w:p>
     <w:p>
@@ -1133,7 +1404,7 @@
           <w:sz w:val="24"/>
           <w:szCs w:val="24"/>
         </w:rPr>
-        <w:t xml:space="preserve">EMS.ÇV.PRO.19.01. Environmental Aspects and Impacts Evaluation Procedure</w:t>
+        <w:t xml:space="preserve">EMS.QA.FRM.00.02. Risk Analysis Record</w:t>
       </w:r>
     </w:p>
     <w:p>
@@ -1152,7 +1423,7 @@
           <w:sz w:val="24"/>
           <w:szCs w:val="24"/>
         </w:rPr>
-        <w:t xml:space="preserve">EMS.İS.PRO.18.01. Hazard Identification and Risk Assessment Procedure</w:t>
+        <w:t xml:space="preserve">PRS-ONH-02 Risk Analysis Procedure; TLM-ONH-02 Risk analysis meeting instruction</w:t>
       </w:r>
     </w:p>
     <w:p>
@@ -1171,7 +1442,7 @@
           <w:sz w:val="24"/>
           <w:szCs w:val="24"/>
         </w:rPr>
-        <w:t xml:space="preserve">EMS.İD.PRO.03.06. Security Risk Assessment and Personnel Security Procedure</w:t>
+        <w:t xml:space="preserve">EMS.ÜR.PRO.05.03. Order (Contract) Review Procedure</w:t>
       </w:r>
     </w:p>
     <w:p>
@@ -1190,595 +1461,7 @@
           <w:sz w:val="24"/>
           <w:szCs w:val="24"/>
         </w:rPr>
-        <w:t xml:space="preserve">EMS OHS SP10 Management of Change</w:t>
-      </w:r>
-    </w:p>
-    <w:p>
-      <w:pPr>
-        <w:pStyle w:val="ListeParagraf"/>
-        <w:spacing w:after="80"/>
-        <w:ind w:left="709" w:right="0"/>
-        <w:jc w:val="both"/>
-      </w:pPr>
-    </w:p>
-    <w:p>
-      <w:pPr>
-        <w:pStyle w:val="ListeParagraf"/>
-        <w:spacing w:before="120" w:after="60"/>
-        <w:ind w:left="709" w:right="0"/>
-      </w:pPr>
-      <w:r>
-        <w:rPr>
-          <w:rFonts w:ascii="Calibri" w:hAnsi="Calibri" w:cs="Arial"/>
-          <w:b/>
-          <w:bCs/>
-          <w:sz w:val="24"/>
-          <w:szCs w:val="24"/>
-        </w:rPr>
-        <w:t xml:space="preserve">8. FEEDBACK AND MONITORING</w:t>
-      </w:r>
-    </w:p>
-    <w:p>
-      <w:pPr>
-        <w:pStyle w:val="ListeParagraf"/>
-        <w:spacing w:after="80"/>
-        <w:ind w:left="709" w:right="0"/>
-        <w:jc w:val="both"/>
-      </w:pPr>
-      <w:r>
-        <w:rPr>
-          <w:rFonts w:ascii="Calibri" w:hAnsi="Calibri" w:cs="Arial"/>
-          <w:sz w:val="24"/>
-          <w:szCs w:val="24"/>
-        </w:rPr>
-        <w:t xml:space="preserve">This procedure is reviewed every year by the Management System Representative. Feedback from department managers, audit results and changes in the context are evaluated and the procedure is revised when necessary.</w:t>
-      </w:r>
-    </w:p>
-    <w:p>
-      <w:pPr>
-        <w:pStyle w:val="ListeParagraf"/>
-        <w:pageBreakBefore/>
-        <w:bidi/>
-        <w:spacing w:before="120" w:after="60"/>
-        <w:ind w:left="0" w:right="709"/>
-      </w:pPr>
-      <w:r>
-        <w:rPr>
-          <w:rFonts w:ascii="Calibri" w:hAnsi="Calibri" w:cs="Arial"/>
-          <w:b/>
-          <w:bCs/>
-          <w:rtl/>
-          <w:sz w:val="24"/>
-          <w:szCs w:val="24"/>
-        </w:rPr>
-        <w:t xml:space="preserve">الغرض</w:t>
-      </w:r>
-    </w:p>
-    <w:p>
-      <w:pPr>
-        <w:pStyle w:val="ListeParagraf"/>
-        <w:bidi/>
-        <w:spacing w:after="80"/>
-        <w:ind w:left="0" w:right="709"/>
-        <w:jc w:val="both"/>
-      </w:pPr>
-      <w:r>
-        <w:rPr>
-          <w:rFonts w:ascii="Calibri" w:hAnsi="Calibri" w:cs="Arial"/>
-          <w:rtl/>
-          <w:sz w:val="24"/>
-          <w:szCs w:val="24"/>
-        </w:rPr>
-        <w:t xml:space="preserve">يحدد هذا الإجراء كيفية قيام شركة إيروغلو للتريكو (EMS) بتحديد المخاطر والفرص الناشئة عن سياقها ومتطلبات الأطراف المعنية وعملياتها وتقييمها وترتيب أولوياتها، وكيفية تخطيط الإجراءات وتنفيذها والتحقق من فعاليتها، بما يتوافق مع ISO 9001 وISO 14001 وISO 45001.</w:t>
-      </w:r>
-    </w:p>
-    <w:p>
-      <w:pPr>
-        <w:pStyle w:val="ListeParagraf"/>
-        <w:bidi/>
-        <w:spacing w:after="80"/>
-        <w:ind w:left="0" w:right="709"/>
-        <w:jc w:val="both"/>
-      </w:pPr>
-    </w:p>
-    <w:p>
-      <w:pPr>
-        <w:pStyle w:val="ListeParagraf"/>
-        <w:bidi/>
-        <w:spacing w:before="120" w:after="60"/>
-        <w:ind w:left="0" w:right="709"/>
-      </w:pPr>
-      <w:r>
-        <w:rPr>
-          <w:rFonts w:ascii="Calibri" w:hAnsi="Calibri" w:cs="Arial"/>
-          <w:b/>
-          <w:bCs/>
-          <w:rtl/>
-          <w:sz w:val="24"/>
-          <w:szCs w:val="24"/>
-        </w:rPr>
-        <w:t xml:space="preserve">النطاق</w:t>
-      </w:r>
-    </w:p>
-    <w:p>
-      <w:pPr>
-        <w:pStyle w:val="ListeParagraf"/>
-        <w:bidi/>
-        <w:spacing w:after="80"/>
-        <w:ind w:left="0" w:right="709"/>
-        <w:jc w:val="both"/>
-      </w:pPr>
-      <w:r>
-        <w:rPr>
-          <w:rFonts w:ascii="Calibri" w:hAnsi="Calibri" w:cs="Arial"/>
-          <w:rtl/>
-          <w:sz w:val="24"/>
-          <w:szCs w:val="24"/>
-        </w:rPr>
-        <w:t xml:space="preserve">يشمل هذا الإجراء مخاطر وفرص الأعمال ونظام الإدارة لجميع أقسام EMS وعملياتها. أما التقييمات التشغيلية التفصيلية (مخاطر الصحة والسلامة المهنية، والجوانب البيئية، والمخاطر الكيميائية، والمخاطر الأمنية) فتُنفذ وفق إجراءاتها الخاصة، وتُنقل نتائجها الهامة إلى هذه العملية.</w:t>
-      </w:r>
-    </w:p>
-    <w:p>
-      <w:pPr>
-        <w:pStyle w:val="ListeParagraf"/>
-        <w:bidi/>
-        <w:spacing w:after="80"/>
-        <w:ind w:left="0" w:right="709"/>
-        <w:jc w:val="both"/>
-      </w:pPr>
-    </w:p>
-    <w:p>
-      <w:pPr>
-        <w:pStyle w:val="ListeParagraf"/>
-        <w:bidi/>
-        <w:spacing w:before="120" w:after="60"/>
-        <w:ind w:left="0" w:right="709"/>
-      </w:pPr>
-      <w:r>
-        <w:rPr>
-          <w:rFonts w:ascii="Calibri" w:hAnsi="Calibri" w:cs="Arial"/>
-          <w:b/>
-          <w:bCs/>
-          <w:rtl/>
-          <w:sz w:val="24"/>
-          <w:szCs w:val="24"/>
-        </w:rPr>
-        <w:t xml:space="preserve">المسؤوليات</w:t>
-      </w:r>
-    </w:p>
-    <w:p>
-      <w:pPr>
-        <w:pStyle w:val="ListeParagraf"/>
-        <w:bidi/>
-        <w:spacing w:after="80"/>
-        <w:ind w:left="0" w:right="709"/>
-        <w:jc w:val="both"/>
-      </w:pPr>
-      <w:r>
-        <w:rPr>
-          <w:rFonts w:ascii="Calibri" w:hAnsi="Calibri" w:cs="Arial"/>
-          <w:rtl/>
-          <w:sz w:val="24"/>
-          <w:szCs w:val="24"/>
-        </w:rPr>
-        <w:t xml:space="preserve">• </w:t>
-      </w:r>
-      <w:r>
-        <w:rPr>
-          <w:rFonts w:ascii="Calibri" w:hAnsi="Calibri" w:cs="Arial"/>
-          <w:b/>
-          <w:bCs/>
-          <w:rtl/>
-          <w:sz w:val="24"/>
-          <w:szCs w:val="24"/>
-        </w:rPr>
-        <w:t xml:space="preserve">المدير العام:</w:t>
-      </w:r>
-      <w:r>
-        <w:rPr>
-          <w:rFonts w:ascii="Calibri" w:hAnsi="Calibri" w:cs="Arial"/>
-          <w:rtl/>
-          <w:sz w:val="24"/>
-          <w:szCs w:val="24"/>
-        </w:rPr>
-        <w:t xml:space="preserve"> يعتمد سجل المخاطر والفرص، ويتخذ القرار بشأن المخاطر المرتفعة، ويوفر الموارد اللازمة للإجراءات.</w:t>
-      </w:r>
-    </w:p>
-    <w:p>
-      <w:pPr>
-        <w:pStyle w:val="ListeParagraf"/>
-        <w:bidi/>
-        <w:spacing w:after="80"/>
-        <w:ind w:left="0" w:right="709"/>
-        <w:jc w:val="both"/>
-      </w:pPr>
-      <w:r>
-        <w:rPr>
-          <w:rFonts w:ascii="Calibri" w:hAnsi="Calibri" w:cs="Arial"/>
-          <w:rtl/>
-          <w:sz w:val="24"/>
-          <w:szCs w:val="24"/>
-        </w:rPr>
-        <w:t xml:space="preserve">• </w:t>
-      </w:r>
-      <w:r>
-        <w:rPr>
-          <w:rFonts w:ascii="Calibri" w:hAnsi="Calibri" w:cs="Arial"/>
-          <w:b/>
-          <w:bCs/>
-          <w:rtl/>
-          <w:sz w:val="24"/>
-          <w:szCs w:val="24"/>
-        </w:rPr>
-        <w:t xml:space="preserve">ممثل نظام الإدارة:</w:t>
-      </w:r>
-      <w:r>
-        <w:rPr>
-          <w:rFonts w:ascii="Calibri" w:hAnsi="Calibri" w:cs="Arial"/>
-          <w:rtl/>
-          <w:sz w:val="24"/>
-          <w:szCs w:val="24"/>
-        </w:rPr>
-        <w:t xml:space="preserve"> ينسق العملية، ويحتفظ بالسجل، ويتابع الإجراءات، ويرفع التقارير إلى مراجعة الإدارة.</w:t>
-      </w:r>
-    </w:p>
-    <w:p>
-      <w:pPr>
-        <w:pStyle w:val="ListeParagraf"/>
-        <w:bidi/>
-        <w:spacing w:after="80"/>
-        <w:ind w:left="0" w:right="709"/>
-        <w:jc w:val="both"/>
-      </w:pPr>
-      <w:r>
-        <w:rPr>
-          <w:rFonts w:ascii="Calibri" w:hAnsi="Calibri" w:cs="Arial"/>
-          <w:rtl/>
-          <w:sz w:val="24"/>
-          <w:szCs w:val="24"/>
-        </w:rPr>
-        <w:t xml:space="preserve">• </w:t>
-      </w:r>
-      <w:r>
-        <w:rPr>
-          <w:rFonts w:ascii="Calibri" w:hAnsi="Calibri" w:cs="Arial"/>
-          <w:b/>
-          <w:bCs/>
-          <w:rtl/>
-          <w:sz w:val="24"/>
-          <w:szCs w:val="24"/>
-        </w:rPr>
-        <w:t xml:space="preserve">مديرو الأقسام:</w:t>
-      </w:r>
-      <w:r>
-        <w:rPr>
-          <w:rFonts w:ascii="Calibri" w:hAnsi="Calibri" w:cs="Arial"/>
-          <w:rtl/>
-          <w:sz w:val="24"/>
-          <w:szCs w:val="24"/>
-        </w:rPr>
-        <w:t xml:space="preserve"> يحددون مخاطر عملياتهم وفرصها، ويقترحون الإجراءات وينفذونها، ويبلغون عن حالتها كل ثلاثة أشهر.</w:t>
-      </w:r>
-    </w:p>
-    <w:p>
-      <w:pPr>
-        <w:pStyle w:val="ListeParagraf"/>
-        <w:bidi/>
-        <w:spacing w:after="80"/>
-        <w:ind w:left="0" w:right="709"/>
-        <w:jc w:val="both"/>
-      </w:pPr>
-      <w:r>
-        <w:rPr>
-          <w:rFonts w:ascii="Calibri" w:hAnsi="Calibri" w:cs="Arial"/>
-          <w:rtl/>
-          <w:sz w:val="24"/>
-          <w:szCs w:val="24"/>
-        </w:rPr>
-        <w:t xml:space="preserve">• </w:t>
-      </w:r>
-      <w:r>
-        <w:rPr>
-          <w:rFonts w:ascii="Calibri" w:hAnsi="Calibri" w:cs="Arial"/>
-          <w:b/>
-          <w:bCs/>
-          <w:rtl/>
-          <w:sz w:val="24"/>
-          <w:szCs w:val="24"/>
-        </w:rPr>
-        <w:t xml:space="preserve">مديرو الصحة والسلامة والبيئة والجودة والمسؤولية الاجتماعية والأمن:</w:t>
-      </w:r>
-      <w:r>
-        <w:rPr>
-          <w:rFonts w:ascii="Calibri" w:hAnsi="Calibri" w:cs="Arial"/>
-          <w:rtl/>
-          <w:sz w:val="24"/>
-          <w:szCs w:val="24"/>
-        </w:rPr>
-        <w:t xml:space="preserve"> ينقلون النتائج الهامة لتقييمات المخاطر المتخصصة إلى السجل.</w:t>
-      </w:r>
-    </w:p>
-    <w:p>
-      <w:pPr>
-        <w:pStyle w:val="ListeParagraf"/>
-        <w:bidi/>
-        <w:spacing w:after="80"/>
-        <w:ind w:left="0" w:right="709"/>
-        <w:jc w:val="both"/>
-      </w:pPr>
-    </w:p>
-    <w:p>
-      <w:pPr>
-        <w:pStyle w:val="ListeParagraf"/>
-        <w:bidi/>
-        <w:spacing w:before="120" w:after="60"/>
-        <w:ind w:left="0" w:right="709"/>
-      </w:pPr>
-      <w:r>
-        <w:rPr>
-          <w:rFonts w:ascii="Calibri" w:hAnsi="Calibri" w:cs="Arial"/>
-          <w:b/>
-          <w:bCs/>
-          <w:rtl/>
-          <w:sz w:val="24"/>
-          <w:szCs w:val="24"/>
-        </w:rPr>
-        <w:t xml:space="preserve">التعريفات</w:t>
-      </w:r>
-    </w:p>
-    <w:p>
-      <w:pPr>
-        <w:pStyle w:val="ListeParagraf"/>
-        <w:bidi/>
-        <w:spacing w:after="80"/>
-        <w:ind w:left="0" w:right="709"/>
-        <w:jc w:val="both"/>
-      </w:pPr>
-      <w:r>
-        <w:rPr>
-          <w:rFonts w:ascii="Calibri" w:hAnsi="Calibri" w:cs="Arial"/>
-          <w:rtl/>
-          <w:sz w:val="24"/>
-          <w:szCs w:val="24"/>
-        </w:rPr>
-        <w:t xml:space="preserve">• </w:t>
-      </w:r>
-      <w:r>
-        <w:rPr>
-          <w:rFonts w:ascii="Calibri" w:hAnsi="Calibri" w:cs="Arial"/>
-          <w:b/>
-          <w:bCs/>
-          <w:rtl/>
-          <w:sz w:val="24"/>
-          <w:szCs w:val="24"/>
-        </w:rPr>
-        <w:t xml:space="preserve">الخطر:</w:t>
-      </w:r>
-      <w:r>
-        <w:rPr>
-          <w:rFonts w:ascii="Calibri" w:hAnsi="Calibri" w:cs="Arial"/>
-          <w:rtl/>
-          <w:sz w:val="24"/>
-          <w:szCs w:val="24"/>
-        </w:rPr>
-        <w:t xml:space="preserve"> أثر عدم اليقين؛ حدث محتمل قد يمنع EMS من تحقيق أهدافها أو نتائجها المرجوة.</w:t>
-      </w:r>
-    </w:p>
-    <w:p>
-      <w:pPr>
-        <w:pStyle w:val="ListeParagraf"/>
-        <w:bidi/>
-        <w:spacing w:after="80"/>
-        <w:ind w:left="0" w:right="709"/>
-        <w:jc w:val="both"/>
-      </w:pPr>
-      <w:r>
-        <w:rPr>
-          <w:rFonts w:ascii="Calibri" w:hAnsi="Calibri" w:cs="Arial"/>
-          <w:rtl/>
-          <w:sz w:val="24"/>
-          <w:szCs w:val="24"/>
-        </w:rPr>
-        <w:t xml:space="preserve">• </w:t>
-      </w:r>
-      <w:r>
-        <w:rPr>
-          <w:rFonts w:ascii="Calibri" w:hAnsi="Calibri" w:cs="Arial"/>
-          <w:b/>
-          <w:bCs/>
-          <w:rtl/>
-          <w:sz w:val="24"/>
-          <w:szCs w:val="24"/>
-        </w:rPr>
-        <w:t xml:space="preserve">الفرصة:</w:t>
-      </w:r>
-      <w:r>
-        <w:rPr>
-          <w:rFonts w:ascii="Calibri" w:hAnsi="Calibri" w:cs="Arial"/>
-          <w:rtl/>
-          <w:sz w:val="24"/>
-          <w:szCs w:val="24"/>
-        </w:rPr>
-        <w:t xml:space="preserve"> وضع يمكن أن يؤدي إلى أداء أفضل أو أعمال جديدة أو توفير في التكاليف أو تحسين.</w:t>
-      </w:r>
-    </w:p>
-    <w:p>
-      <w:pPr>
-        <w:pStyle w:val="ListeParagraf"/>
-        <w:bidi/>
-        <w:spacing w:after="80"/>
-        <w:ind w:left="0" w:right="709"/>
-        <w:jc w:val="both"/>
-      </w:pPr>
-      <w:r>
-        <w:rPr>
-          <w:rFonts w:ascii="Calibri" w:hAnsi="Calibri" w:cs="Arial"/>
-          <w:rtl/>
-          <w:sz w:val="24"/>
-          <w:szCs w:val="24"/>
-        </w:rPr>
-        <w:t xml:space="preserve">• </w:t>
-      </w:r>
-      <w:r>
-        <w:rPr>
-          <w:rFonts w:ascii="Calibri" w:hAnsi="Calibri" w:cs="Arial"/>
-          <w:b/>
-          <w:bCs/>
-          <w:rtl/>
-          <w:sz w:val="24"/>
-          <w:szCs w:val="24"/>
-        </w:rPr>
-        <w:t xml:space="preserve">الاحتمالية:</w:t>
-      </w:r>
-      <w:r>
-        <w:rPr>
-          <w:rFonts w:ascii="Calibri" w:hAnsi="Calibri" w:cs="Arial"/>
-          <w:rtl/>
-          <w:sz w:val="24"/>
-          <w:szCs w:val="24"/>
-        </w:rPr>
-        <w:t xml:space="preserve"> مدى احتمال حدوث الخطر، وتُقيّم من 1 (غير محتمل جدًا) إلى 5 (شبه مؤكد).</w:t>
-      </w:r>
-    </w:p>
-    <w:p>
-      <w:pPr>
-        <w:pStyle w:val="ListeParagraf"/>
-        <w:bidi/>
-        <w:spacing w:after="80"/>
-        <w:ind w:left="0" w:right="709"/>
-        <w:jc w:val="both"/>
-      </w:pPr>
-      <w:r>
-        <w:rPr>
-          <w:rFonts w:ascii="Calibri" w:hAnsi="Calibri" w:cs="Arial"/>
-          <w:rtl/>
-          <w:sz w:val="24"/>
-          <w:szCs w:val="24"/>
-        </w:rPr>
-        <w:t xml:space="preserve">• </w:t>
-      </w:r>
-      <w:r>
-        <w:rPr>
-          <w:rFonts w:ascii="Calibri" w:hAnsi="Calibri" w:cs="Arial"/>
-          <w:b/>
-          <w:bCs/>
-          <w:rtl/>
-          <w:sz w:val="24"/>
-          <w:szCs w:val="24"/>
-        </w:rPr>
-        <w:t xml:space="preserve">الشدة:</w:t>
-      </w:r>
-      <w:r>
-        <w:rPr>
-          <w:rFonts w:ascii="Calibri" w:hAnsi="Calibri" w:cs="Arial"/>
-          <w:rtl/>
-          <w:sz w:val="24"/>
-          <w:szCs w:val="24"/>
-        </w:rPr>
-        <w:t xml:space="preserve"> حجم العاقبة في حال حدوث الخطر، وتُقيّم من 1 (طفيفة) إلى 5 (خطيرة جدًا).</w:t>
-      </w:r>
-    </w:p>
-    <w:p>
-      <w:pPr>
-        <w:pStyle w:val="ListeParagraf"/>
-        <w:bidi/>
-        <w:spacing w:after="80"/>
-        <w:ind w:left="0" w:right="709"/>
-        <w:jc w:val="both"/>
-      </w:pPr>
-      <w:r>
-        <w:rPr>
-          <w:rFonts w:ascii="Calibri" w:hAnsi="Calibri" w:cs="Arial"/>
-          <w:rtl/>
-          <w:sz w:val="24"/>
-          <w:szCs w:val="24"/>
-        </w:rPr>
-        <w:t xml:space="preserve">• </w:t>
-      </w:r>
-      <w:r>
-        <w:rPr>
-          <w:rFonts w:ascii="Calibri" w:hAnsi="Calibri" w:cs="Arial"/>
-          <w:b/>
-          <w:bCs/>
-          <w:rtl/>
-          <w:sz w:val="24"/>
-          <w:szCs w:val="24"/>
-        </w:rPr>
-        <w:t xml:space="preserve">درجة الخطر:</w:t>
-      </w:r>
-      <w:r>
-        <w:rPr>
-          <w:rFonts w:ascii="Calibri" w:hAnsi="Calibri" w:cs="Arial"/>
-          <w:rtl/>
-          <w:sz w:val="24"/>
-          <w:szCs w:val="24"/>
-        </w:rPr>
-        <w:t xml:space="preserve"> الاحتمالية × الشدة، وتُستخدم لترتيب أولويات المخاطر.</w:t>
-      </w:r>
-    </w:p>
-    <w:p>
-      <w:pPr>
-        <w:pStyle w:val="ListeParagraf"/>
-        <w:bidi/>
-        <w:spacing w:after="80"/>
-        <w:ind w:left="0" w:right="709"/>
-        <w:jc w:val="both"/>
-      </w:pPr>
-    </w:p>
-    <w:p>
-      <w:pPr>
-        <w:pStyle w:val="ListeParagraf"/>
-        <w:bidi/>
-        <w:spacing w:before="120" w:after="60"/>
-        <w:ind w:left="0" w:right="709"/>
-      </w:pPr>
-      <w:r>
-        <w:rPr>
-          <w:rFonts w:ascii="Calibri" w:hAnsi="Calibri" w:cs="Arial"/>
-          <w:b/>
-          <w:bCs/>
-          <w:rtl/>
-          <w:sz w:val="24"/>
-          <w:szCs w:val="24"/>
-        </w:rPr>
-        <w:t xml:space="preserve">العمليات الرئيسية والفرعية</w:t>
-      </w:r>
-    </w:p>
-    <w:p>
-      <w:pPr>
-        <w:pStyle w:val="ListeParagraf"/>
-        <w:bidi/>
-        <w:spacing w:before="120" w:after="60"/>
-        <w:ind w:left="0" w:right="709"/>
-      </w:pPr>
-      <w:r>
-        <w:rPr>
-          <w:rFonts w:ascii="Calibri" w:hAnsi="Calibri" w:cs="Arial"/>
-          <w:b/>
-          <w:bCs/>
-          <w:rtl/>
-          <w:sz w:val="24"/>
-          <w:szCs w:val="24"/>
-        </w:rPr>
-        <w:t xml:space="preserve">1. تحديد المخاطر والفرص</w:t>
-      </w:r>
-    </w:p>
-    <w:p>
-      <w:pPr>
-        <w:pStyle w:val="ListeParagraf"/>
-        <w:bidi/>
-        <w:spacing w:after="80"/>
-        <w:ind w:left="0" w:right="709"/>
-        <w:jc w:val="both"/>
-      </w:pPr>
-      <w:r>
-        <w:rPr>
-          <w:rFonts w:ascii="Calibri" w:hAnsi="Calibri" w:cs="Arial"/>
-          <w:rtl/>
-          <w:sz w:val="24"/>
-          <w:szCs w:val="24"/>
-        </w:rPr>
-        <w:t xml:space="preserve">1.1. يحدد كل قسم مخاطره وفرصه مرة واحدة على الأقل سنويًا، مستخدمًا المدخلات التالية:</w:t>
+        <w:t xml:space="preserve">EMS.YS.PRO.11.03. Context of The Organization and Interested Parties Procedure</w:t>
       </w:r>
     </w:p>
     <w:p>
@@ -1788,18 +1471,16 @@
           <w:ilvl w:val="0"/>
           <w:numId w:val="1"/>
         </w:numPr>
-        <w:bidi/>
         <w:spacing w:after="60"/>
         <w:jc w:val="both"/>
       </w:pPr>
       <w:r>
         <w:rPr>
           <w:rFonts w:ascii="Calibri" w:hAnsi="Calibri" w:cs="Arial"/>
-          <w:rtl/>
-          <w:sz w:val="24"/>
-          <w:szCs w:val="24"/>
-        </w:rPr>
-        <w:t xml:space="preserve">تحليل السياق وسجل الأطراف المعنية (EMS.YS.PRO.11.03.)،</w:t>
+          <w:sz w:val="24"/>
+          <w:szCs w:val="24"/>
+        </w:rPr>
+        <w:t xml:space="preserve">EMS.YS.PRO.11.02. Internal Audit, Nonconformity and Corrective Action Procedure</w:t>
       </w:r>
     </w:p>
     <w:p>
@@ -1809,18 +1490,16 @@
           <w:ilvl w:val="0"/>
           <w:numId w:val="1"/>
         </w:numPr>
-        <w:bidi/>
         <w:spacing w:after="60"/>
         <w:jc w:val="both"/>
       </w:pPr>
       <w:r>
         <w:rPr>
           <w:rFonts w:ascii="Calibri" w:hAnsi="Calibri" w:cs="Arial"/>
-          <w:rtl/>
-          <w:sz w:val="24"/>
-          <w:szCs w:val="24"/>
-        </w:rPr>
-        <w:t xml:space="preserve">أداء العمليات ومؤشرات الأداء وشكاوى العملاء وملاحظات التدقيق،</w:t>
+          <w:sz w:val="24"/>
+          <w:szCs w:val="24"/>
+        </w:rPr>
+        <w:t xml:space="preserve">EMS.YS.PRO.11.05. Management Review Procedure</w:t>
       </w:r>
     </w:p>
     <w:p>
@@ -1830,18 +1509,16 @@
           <w:ilvl w:val="0"/>
           <w:numId w:val="1"/>
         </w:numPr>
-        <w:bidi/>
         <w:spacing w:after="60"/>
         <w:jc w:val="both"/>
       </w:pPr>
       <w:r>
         <w:rPr>
           <w:rFonts w:ascii="Calibri" w:hAnsi="Calibri" w:cs="Arial"/>
-          <w:rtl/>
-          <w:sz w:val="24"/>
-          <w:szCs w:val="24"/>
-        </w:rPr>
-        <w:t xml:space="preserve">الجوانب البيئية الهامة ومخاطر الصحة والسلامة المهنية وتقييمات المخاطر الكيميائية والأمنية،</w:t>
+          <w:sz w:val="24"/>
+          <w:szCs w:val="24"/>
+        </w:rPr>
+        <w:t xml:space="preserve">EMS.ÇV.PRO.19.01. Environmental Aspects and Impacts Evaluation Procedure</w:t>
       </w:r>
     </w:p>
     <w:p>
@@ -1851,100 +1528,16 @@
           <w:ilvl w:val="0"/>
           <w:numId w:val="1"/>
         </w:numPr>
-        <w:bidi/>
         <w:spacing w:after="60"/>
         <w:jc w:val="both"/>
       </w:pPr>
       <w:r>
         <w:rPr>
           <w:rFonts w:ascii="Calibri" w:hAnsi="Calibri" w:cs="Arial"/>
-          <w:rtl/>
-          <w:sz w:val="24"/>
-          <w:szCs w:val="24"/>
-        </w:rPr>
-        <w:t xml:space="preserve">التغييرات المخطط لها (عميل أو منتج أو آلة أو عملية أو مبنى أو متطلب قانوني جديد).</w:t>
-      </w:r>
-    </w:p>
-    <w:p>
-      <w:pPr>
-        <w:pStyle w:val="ListeParagraf"/>
-        <w:bidi/>
-        <w:spacing w:after="80"/>
-        <w:ind w:left="0" w:right="709"/>
-        <w:jc w:val="both"/>
-      </w:pPr>
-      <w:r>
-        <w:rPr>
-          <w:rFonts w:ascii="Calibri" w:hAnsi="Calibri" w:cs="Arial"/>
-          <w:rtl/>
-          <w:sz w:val="24"/>
-          <w:szCs w:val="24"/>
-        </w:rPr>
-        <w:t xml:space="preserve">1.2. تشمل المخاطر النموذجية فقدان عميل رئيسي، والتأخر في التسليم، وأخطاء درجة اللون أو الجودة، والإخفاق في اختبارات RSL، وتعطل المرافق الحرجة، ونقص العمال المهرة، ومخالفات الامتثال الاجتماعي، وانسكابات الكيماويات، والاختراقات الأمنية.</w:t>
-      </w:r>
-    </w:p>
-    <w:p>
-      <w:pPr>
-        <w:pStyle w:val="ListeParagraf"/>
-        <w:bidi/>
-        <w:spacing w:after="80"/>
-        <w:ind w:left="0" w:right="709"/>
-        <w:jc w:val="both"/>
-      </w:pPr>
-      <w:r>
-        <w:rPr>
-          <w:rFonts w:ascii="Calibri" w:hAnsi="Calibri" w:cs="Arial"/>
-          <w:rtl/>
-          <w:sz w:val="24"/>
-          <w:szCs w:val="24"/>
-        </w:rPr>
-        <w:t xml:space="preserve">1.3. تشمل الفرص النموذجية أسواقًا جديدة ومنتجات معتمدة (GRS وOCS)، وتوفير الطاقة والمياه، والأتمتة، وتعدد المهارات، وأنظمة التتبع الرقمية.</w:t>
-      </w:r>
-    </w:p>
-    <w:p>
-      <w:pPr>
-        <w:pStyle w:val="ListeParagraf"/>
-        <w:bidi/>
-        <w:spacing w:after="80"/>
-        <w:ind w:left="0" w:right="709"/>
-        <w:jc w:val="both"/>
-      </w:pPr>
-    </w:p>
-    <w:p>
-      <w:pPr>
-        <w:pStyle w:val="ListeParagraf"/>
-        <w:bidi/>
-        <w:spacing w:before="120" w:after="60"/>
-        <w:ind w:left="0" w:right="709"/>
-      </w:pPr>
-      <w:r>
-        <w:rPr>
-          <w:rFonts w:ascii="Calibri" w:hAnsi="Calibri" w:cs="Arial"/>
-          <w:b/>
-          <w:bCs/>
-          <w:rtl/>
-          <w:sz w:val="24"/>
-          <w:szCs w:val="24"/>
-        </w:rPr>
-        <w:t xml:space="preserve">2. التقييم وترتيب الأولويات</w:t>
-      </w:r>
-    </w:p>
-    <w:p>
-      <w:pPr>
-        <w:pStyle w:val="ListeParagraf"/>
-        <w:bidi/>
-        <w:spacing w:after="80"/>
-        <w:ind w:left="0" w:right="709"/>
-        <w:jc w:val="both"/>
-      </w:pPr>
-      <w:r>
-        <w:rPr>
-          <w:rFonts w:ascii="Calibri" w:hAnsi="Calibri" w:cs="Arial"/>
-          <w:rtl/>
-          <w:sz w:val="24"/>
-          <w:szCs w:val="24"/>
-        </w:rPr>
-        <w:t xml:space="preserve">2.1. تُقيّم درجة كل خطر وفق الاحتمالية (1-5) × الشدة (1-5)، مع مراعاة الضوابط القائمة:</w:t>
+          <w:sz w:val="24"/>
+          <w:szCs w:val="24"/>
+        </w:rPr>
+        <w:t xml:space="preserve">EMS.İS.PRO.18.01. Hazard Identification and Risk Assessment Procedure</w:t>
       </w:r>
     </w:p>
     <w:p>
@@ -1954,18 +1547,16 @@
           <w:ilvl w:val="0"/>
           <w:numId w:val="1"/>
         </w:numPr>
-        <w:bidi/>
         <w:spacing w:after="60"/>
         <w:jc w:val="both"/>
       </w:pPr>
       <w:r>
         <w:rPr>
           <w:rFonts w:ascii="Calibri" w:hAnsi="Calibri" w:cs="Arial"/>
-          <w:rtl/>
-          <w:sz w:val="24"/>
-          <w:szCs w:val="24"/>
-        </w:rPr>
-        <w:t xml:space="preserve">1-6: خطر منخفض – يُراقب ضمن الضوابط القائمة،</w:t>
+          <w:sz w:val="24"/>
+          <w:szCs w:val="24"/>
+        </w:rPr>
+        <w:t xml:space="preserve">EMS.İS.PRO.18.17. Management of Change Procedure</w:t>
       </w:r>
     </w:p>
     <w:p>
@@ -1975,18 +1566,722 @@
           <w:ilvl w:val="0"/>
           <w:numId w:val="1"/>
         </w:numPr>
-        <w:bidi/>
         <w:spacing w:after="60"/>
         <w:jc w:val="both"/>
       </w:pPr>
       <w:r>
         <w:rPr>
           <w:rFonts w:ascii="Calibri" w:hAnsi="Calibri" w:cs="Arial"/>
-          <w:rtl/>
-          <w:sz w:val="24"/>
-          <w:szCs w:val="24"/>
-        </w:rPr>
-        <w:t xml:space="preserve">8-12: خطر متوسط – تُعد خطة عمل خلال ثلاثة أشهر،</w:t>
+          <w:sz w:val="24"/>
+          <w:szCs w:val="24"/>
+        </w:rPr>
+        <w:t xml:space="preserve">EMS.İD.PRO.03.06. Security Risk Assessment and Personnel Security Procedure</w:t>
+      </w:r>
+    </w:p>
+    <w:p>
+      <w:pPr>
+        <w:pStyle w:val="ListeParagraf"/>
+        <w:spacing w:after="80"/>
+        <w:ind w:left="709" w:right="0"/>
+        <w:jc w:val="both"/>
+      </w:pPr>
+    </w:p>
+    <w:p>
+      <w:pPr>
+        <w:pStyle w:val="ListeParagraf"/>
+        <w:spacing w:before="120" w:after="60"/>
+        <w:ind w:left="709" w:right="0"/>
+      </w:pPr>
+      <w:r>
+        <w:rPr>
+          <w:rFonts w:ascii="Calibri" w:hAnsi="Calibri" w:cs="Arial"/>
+          <w:b/>
+          <w:bCs/>
+          <w:sz w:val="24"/>
+          <w:szCs w:val="24"/>
+        </w:rPr>
+        <w:t xml:space="preserve">9. FEEDBACK AND FOLLOW-UP</w:t>
+      </w:r>
+    </w:p>
+    <w:p>
+      <w:pPr>
+        <w:pStyle w:val="ListeParagraf"/>
+        <w:spacing w:after="80"/>
+        <w:ind w:left="709" w:right="0"/>
+        <w:jc w:val="both"/>
+      </w:pPr>
+      <w:r>
+        <w:rPr>
+          <w:rFonts w:ascii="Calibri" w:hAnsi="Calibri" w:cs="Arial"/>
+          <w:sz w:val="24"/>
+          <w:szCs w:val="24"/>
+        </w:rPr>
+        <w:t xml:space="preserve">This procedure is reviewed every year by the Management System Representative. Feedback from department managers, audit results and changes in the context are evaluated and the procedure is revised when necessary. Records are kept for three years.</w:t>
+      </w:r>
+    </w:p>
+    <w:p>
+      <w:r>
+        <w:br w:type="page"/>
+      </w:r>
+    </w:p>
+    <w:p>
+      <w:pPr>
+        <w:pStyle w:val="ListeParagraf"/>
+        <w:bidi/>
+        <w:spacing w:before="120" w:after="60"/>
+        <w:ind w:left="0" w:right="709"/>
+      </w:pPr>
+      <w:r>
+        <w:rPr>
+          <w:rFonts w:ascii="Calibri" w:hAnsi="Calibri" w:cs="Arial"/>
+          <w:b/>
+          <w:bCs/>
+          <w:rtl/>
+          <w:sz w:val="24"/>
+          <w:szCs w:val="24"/>
+        </w:rPr>
+        <w:t xml:space="preserve">الغرض</w:t>
+      </w:r>
+    </w:p>
+    <w:p>
+      <w:pPr>
+        <w:pStyle w:val="ListeParagraf"/>
+        <w:bidi/>
+        <w:spacing w:after="80"/>
+        <w:ind w:left="0" w:right="709"/>
+        <w:jc w:val="both"/>
+      </w:pPr>
+      <w:r>
+        <w:rPr>
+          <w:rFonts w:ascii="Calibri" w:hAnsi="Calibri" w:cs="Arial"/>
+          <w:rtl/>
+          <w:sz w:val="24"/>
+          <w:szCs w:val="24"/>
+        </w:rPr>
+        <w:t xml:space="preserve">يحدد هذا الإجراء كيفية قيام شركة إيروغلو للتريكو (EMS) بتحديد المخاطر والفرص الناشئة عن سياقها ومتطلبات الأطراف المعنية وعملياتها وطلبيات العملاء وتقييمها وترتيب أولوياتها، وكيفية تخطيط الإجراءات وتنفيذها والتحقق من فعاليتها، بما يتوافق مع ISO 9001:2015 (البند 6.1) وISO 14001 وISO 45001.</w:t>
+      </w:r>
+    </w:p>
+    <w:p>
+      <w:pPr>
+        <w:pStyle w:val="ListeParagraf"/>
+        <w:bidi/>
+        <w:spacing w:after="80"/>
+        <w:ind w:left="0" w:right="709"/>
+        <w:jc w:val="both"/>
+      </w:pPr>
+    </w:p>
+    <w:p>
+      <w:pPr>
+        <w:pStyle w:val="ListeParagraf"/>
+        <w:bidi/>
+        <w:spacing w:before="120" w:after="60"/>
+        <w:ind w:left="0" w:right="709"/>
+      </w:pPr>
+      <w:r>
+        <w:rPr>
+          <w:rFonts w:ascii="Calibri" w:hAnsi="Calibri" w:cs="Arial"/>
+          <w:b/>
+          <w:bCs/>
+          <w:rtl/>
+          <w:sz w:val="24"/>
+          <w:szCs w:val="24"/>
+        </w:rPr>
+        <w:t xml:space="preserve">النطاق</w:t>
+      </w:r>
+    </w:p>
+    <w:p>
+      <w:pPr>
+        <w:pStyle w:val="ListeParagraf"/>
+        <w:bidi/>
+        <w:spacing w:after="80"/>
+        <w:ind w:left="0" w:right="709"/>
+        <w:jc w:val="both"/>
+      </w:pPr>
+      <w:r>
+        <w:rPr>
+          <w:rFonts w:ascii="Calibri" w:hAnsi="Calibri" w:cs="Arial"/>
+          <w:rtl/>
+          <w:sz w:val="24"/>
+          <w:szCs w:val="24"/>
+        </w:rPr>
+        <w:t xml:space="preserve">يشمل هذا الإجراء مخاطر وفرص الأعمال ونظام الإدارة لجميع أقسام EMS وعملياتها، وتحليل المخاطر على مستوى الطلبية (بعد الطلبية) الذي يُجرى لطلبيات العملاء قبل الإنتاج. أما التقييمات التشغيلية التفصيلية (مخاطر الصحة والسلامة المهنية، والجوانب البيئية، والمخاطر الكيميائية، والمخاطر الأمنية) فتُنفذ وفق إجراءاتها الخاصة، وتُنقل نتائجها الهامة إلى هذه العملية.</w:t>
+      </w:r>
+    </w:p>
+    <w:p>
+      <w:pPr>
+        <w:pStyle w:val="ListeParagraf"/>
+        <w:bidi/>
+        <w:spacing w:after="80"/>
+        <w:ind w:left="0" w:right="709"/>
+        <w:jc w:val="both"/>
+      </w:pPr>
+    </w:p>
+    <w:p>
+      <w:pPr>
+        <w:pStyle w:val="ListeParagraf"/>
+        <w:bidi/>
+        <w:spacing w:before="120" w:after="60"/>
+        <w:ind w:left="0" w:right="709"/>
+      </w:pPr>
+      <w:r>
+        <w:rPr>
+          <w:rFonts w:ascii="Calibri" w:hAnsi="Calibri" w:cs="Arial"/>
+          <w:b/>
+          <w:bCs/>
+          <w:rtl/>
+          <w:sz w:val="24"/>
+          <w:szCs w:val="24"/>
+        </w:rPr>
+        <w:t xml:space="preserve">المسؤوليات</w:t>
+      </w:r>
+    </w:p>
+    <w:p>
+      <w:pPr>
+        <w:pStyle w:val="ListeParagraf"/>
+        <w:bidi/>
+        <w:spacing w:after="80"/>
+        <w:ind w:left="0" w:right="709"/>
+        <w:jc w:val="both"/>
+      </w:pPr>
+      <w:r>
+        <w:rPr>
+          <w:rFonts w:ascii="Calibri" w:hAnsi="Calibri" w:cs="Arial"/>
+          <w:rtl/>
+          <w:sz w:val="24"/>
+          <w:szCs w:val="24"/>
+        </w:rPr>
+        <w:t xml:space="preserve">• </w:t>
+      </w:r>
+      <w:r>
+        <w:rPr>
+          <w:rFonts w:ascii="Calibri" w:hAnsi="Calibri" w:cs="Arial"/>
+          <w:b/>
+          <w:bCs/>
+          <w:rtl/>
+          <w:sz w:val="24"/>
+          <w:szCs w:val="24"/>
+        </w:rPr>
+        <w:t xml:space="preserve">المدير العام:</w:t>
+      </w:r>
+      <w:r>
+        <w:rPr>
+          <w:rFonts w:ascii="Calibri" w:hAnsi="Calibri" w:cs="Arial"/>
+          <w:rtl/>
+          <w:sz w:val="24"/>
+          <w:szCs w:val="24"/>
+        </w:rPr>
+        <w:t xml:space="preserve"> يعتمد سجل المخاطر والفرص، ويتخذ القرار بشأن المخاطر المرتفعة، ويوفر الموارد اللازمة للإجراءات.</w:t>
+      </w:r>
+    </w:p>
+    <w:p>
+      <w:pPr>
+        <w:pStyle w:val="ListeParagraf"/>
+        <w:bidi/>
+        <w:spacing w:after="80"/>
+        <w:ind w:left="0" w:right="709"/>
+        <w:jc w:val="both"/>
+      </w:pPr>
+      <w:r>
+        <w:rPr>
+          <w:rFonts w:ascii="Calibri" w:hAnsi="Calibri" w:cs="Arial"/>
+          <w:rtl/>
+          <w:sz w:val="24"/>
+          <w:szCs w:val="24"/>
+        </w:rPr>
+        <w:t xml:space="preserve">• </w:t>
+      </w:r>
+      <w:r>
+        <w:rPr>
+          <w:rFonts w:ascii="Calibri" w:hAnsi="Calibri" w:cs="Arial"/>
+          <w:b/>
+          <w:bCs/>
+          <w:rtl/>
+          <w:sz w:val="24"/>
+          <w:szCs w:val="24"/>
+        </w:rPr>
+        <w:t xml:space="preserve">ممثل نظام الإدارة:</w:t>
+      </w:r>
+      <w:r>
+        <w:rPr>
+          <w:rFonts w:ascii="Calibri" w:hAnsi="Calibri" w:cs="Arial"/>
+          <w:rtl/>
+          <w:sz w:val="24"/>
+          <w:szCs w:val="24"/>
+        </w:rPr>
+        <w:t xml:space="preserve"> ينسق العملية، ويحتفظ بالسجل، ويتابع الإجراءات، ويرفع التقارير إلى مراجعة الإدارة.</w:t>
+      </w:r>
+    </w:p>
+    <w:p>
+      <w:pPr>
+        <w:pStyle w:val="ListeParagraf"/>
+        <w:bidi/>
+        <w:spacing w:after="80"/>
+        <w:ind w:left="0" w:right="709"/>
+        <w:jc w:val="both"/>
+      </w:pPr>
+      <w:r>
+        <w:rPr>
+          <w:rFonts w:ascii="Calibri" w:hAnsi="Calibri" w:cs="Arial"/>
+          <w:rtl/>
+          <w:sz w:val="24"/>
+          <w:szCs w:val="24"/>
+        </w:rPr>
+        <w:t xml:space="preserve">• </w:t>
+      </w:r>
+      <w:r>
+        <w:rPr>
+          <w:rFonts w:ascii="Calibri" w:hAnsi="Calibri" w:cs="Arial"/>
+          <w:b/>
+          <w:bCs/>
+          <w:rtl/>
+          <w:sz w:val="24"/>
+          <w:szCs w:val="24"/>
+        </w:rPr>
+        <w:t xml:space="preserve">مديرو الأقسام:</w:t>
+      </w:r>
+      <w:r>
+        <w:rPr>
+          <w:rFonts w:ascii="Calibri" w:hAnsi="Calibri" w:cs="Arial"/>
+          <w:rtl/>
+          <w:sz w:val="24"/>
+          <w:szCs w:val="24"/>
+        </w:rPr>
+        <w:t xml:space="preserve"> يحددون مخاطر عملياتهم وفرصها، ويقترحون الإجراءات وينفذونها، ويبلغون عن حالتها كل ثلاثة أشهر.</w:t>
+      </w:r>
+    </w:p>
+    <w:p>
+      <w:pPr>
+        <w:pStyle w:val="ListeParagraf"/>
+        <w:bidi/>
+        <w:spacing w:after="80"/>
+        <w:ind w:left="0" w:right="709"/>
+        <w:jc w:val="both"/>
+      </w:pPr>
+      <w:r>
+        <w:rPr>
+          <w:rFonts w:ascii="Calibri" w:hAnsi="Calibri" w:cs="Arial"/>
+          <w:rtl/>
+          <w:sz w:val="24"/>
+          <w:szCs w:val="24"/>
+        </w:rPr>
+        <w:t xml:space="preserve">• </w:t>
+      </w:r>
+      <w:r>
+        <w:rPr>
+          <w:rFonts w:ascii="Calibri" w:hAnsi="Calibri" w:cs="Arial"/>
+          <w:b/>
+          <w:bCs/>
+          <w:rtl/>
+          <w:sz w:val="24"/>
+          <w:szCs w:val="24"/>
+        </w:rPr>
+        <w:t xml:space="preserve">مدير ضمان الجودة:</w:t>
+      </w:r>
+      <w:r>
+        <w:rPr>
+          <w:rFonts w:ascii="Calibri" w:hAnsi="Calibri" w:cs="Arial"/>
+          <w:rtl/>
+          <w:sz w:val="24"/>
+          <w:szCs w:val="24"/>
+        </w:rPr>
+        <w:t xml:space="preserve"> يقود تحليل المخاطر بعد الطلبية لطلبيات العملاء ويتحقق من وجود إجراءات الضبط قبل الإنتاج.</w:t>
+      </w:r>
+    </w:p>
+    <w:p>
+      <w:pPr>
+        <w:pStyle w:val="ListeParagraf"/>
+        <w:bidi/>
+        <w:spacing w:after="80"/>
+        <w:ind w:left="0" w:right="709"/>
+        <w:jc w:val="both"/>
+      </w:pPr>
+      <w:r>
+        <w:rPr>
+          <w:rFonts w:ascii="Calibri" w:hAnsi="Calibri" w:cs="Arial"/>
+          <w:rtl/>
+          <w:sz w:val="24"/>
+          <w:szCs w:val="24"/>
+        </w:rPr>
+        <w:t xml:space="preserve">• </w:t>
+      </w:r>
+      <w:r>
+        <w:rPr>
+          <w:rFonts w:ascii="Calibri" w:hAnsi="Calibri" w:cs="Arial"/>
+          <w:b/>
+          <w:bCs/>
+          <w:rtl/>
+          <w:sz w:val="24"/>
+          <w:szCs w:val="24"/>
+        </w:rPr>
+        <w:t xml:space="preserve">مديرو الصحة والسلامة والبيئة والجودة والمسؤولية الاجتماعية والأمن:</w:t>
+      </w:r>
+      <w:r>
+        <w:rPr>
+          <w:rFonts w:ascii="Calibri" w:hAnsi="Calibri" w:cs="Arial"/>
+          <w:rtl/>
+          <w:sz w:val="24"/>
+          <w:szCs w:val="24"/>
+        </w:rPr>
+        <w:t xml:space="preserve"> ينقلون النتائج الهامة لتقييمات المخاطر المتخصصة إلى السجل.</w:t>
+      </w:r>
+    </w:p>
+    <w:p>
+      <w:pPr>
+        <w:pStyle w:val="ListeParagraf"/>
+        <w:bidi/>
+        <w:spacing w:after="80"/>
+        <w:ind w:left="0" w:right="709"/>
+        <w:jc w:val="both"/>
+      </w:pPr>
+    </w:p>
+    <w:p>
+      <w:pPr>
+        <w:pStyle w:val="ListeParagraf"/>
+        <w:bidi/>
+        <w:spacing w:before="120" w:after="60"/>
+        <w:ind w:left="0" w:right="709"/>
+      </w:pPr>
+      <w:r>
+        <w:rPr>
+          <w:rFonts w:ascii="Calibri" w:hAnsi="Calibri" w:cs="Arial"/>
+          <w:b/>
+          <w:bCs/>
+          <w:rtl/>
+          <w:sz w:val="24"/>
+          <w:szCs w:val="24"/>
+        </w:rPr>
+        <w:t xml:space="preserve">التعريفات</w:t>
+      </w:r>
+    </w:p>
+    <w:p>
+      <w:pPr>
+        <w:pStyle w:val="ListeParagraf"/>
+        <w:bidi/>
+        <w:spacing w:after="80"/>
+        <w:ind w:left="0" w:right="709"/>
+        <w:jc w:val="both"/>
+      </w:pPr>
+      <w:r>
+        <w:rPr>
+          <w:rFonts w:ascii="Calibri" w:hAnsi="Calibri" w:cs="Arial"/>
+          <w:rtl/>
+          <w:sz w:val="24"/>
+          <w:szCs w:val="24"/>
+        </w:rPr>
+        <w:t xml:space="preserve">• </w:t>
+      </w:r>
+      <w:r>
+        <w:rPr>
+          <w:rFonts w:ascii="Calibri" w:hAnsi="Calibri" w:cs="Arial"/>
+          <w:b/>
+          <w:bCs/>
+          <w:rtl/>
+          <w:sz w:val="24"/>
+          <w:szCs w:val="24"/>
+        </w:rPr>
+        <w:t xml:space="preserve">الخطر:</w:t>
+      </w:r>
+      <w:r>
+        <w:rPr>
+          <w:rFonts w:ascii="Calibri" w:hAnsi="Calibri" w:cs="Arial"/>
+          <w:rtl/>
+          <w:sz w:val="24"/>
+          <w:szCs w:val="24"/>
+        </w:rPr>
+        <w:t xml:space="preserve"> أثر عدم اليقين؛ حدث محتمل قد يمنع EMS من تحقيق أهدافها أو نتائجها المرجوة.</w:t>
+      </w:r>
+    </w:p>
+    <w:p>
+      <w:pPr>
+        <w:pStyle w:val="ListeParagraf"/>
+        <w:bidi/>
+        <w:spacing w:after="80"/>
+        <w:ind w:left="0" w:right="709"/>
+        <w:jc w:val="both"/>
+      </w:pPr>
+      <w:r>
+        <w:rPr>
+          <w:rFonts w:ascii="Calibri" w:hAnsi="Calibri" w:cs="Arial"/>
+          <w:rtl/>
+          <w:sz w:val="24"/>
+          <w:szCs w:val="24"/>
+        </w:rPr>
+        <w:t xml:space="preserve">• </w:t>
+      </w:r>
+      <w:r>
+        <w:rPr>
+          <w:rFonts w:ascii="Calibri" w:hAnsi="Calibri" w:cs="Arial"/>
+          <w:b/>
+          <w:bCs/>
+          <w:rtl/>
+          <w:sz w:val="24"/>
+          <w:szCs w:val="24"/>
+        </w:rPr>
+        <w:t xml:space="preserve">الفرصة:</w:t>
+      </w:r>
+      <w:r>
+        <w:rPr>
+          <w:rFonts w:ascii="Calibri" w:hAnsi="Calibri" w:cs="Arial"/>
+          <w:rtl/>
+          <w:sz w:val="24"/>
+          <w:szCs w:val="24"/>
+        </w:rPr>
+        <w:t xml:space="preserve"> وضع يمكن أن يؤدي إلى أداء أفضل أو أعمال جديدة أو توفير في التكاليف أو تحسين.</w:t>
+      </w:r>
+    </w:p>
+    <w:p>
+      <w:pPr>
+        <w:pStyle w:val="ListeParagraf"/>
+        <w:bidi/>
+        <w:spacing w:after="80"/>
+        <w:ind w:left="0" w:right="709"/>
+        <w:jc w:val="both"/>
+      </w:pPr>
+      <w:r>
+        <w:rPr>
+          <w:rFonts w:ascii="Calibri" w:hAnsi="Calibri" w:cs="Arial"/>
+          <w:rtl/>
+          <w:sz w:val="24"/>
+          <w:szCs w:val="24"/>
+        </w:rPr>
+        <w:t xml:space="preserve">• </w:t>
+      </w:r>
+      <w:r>
+        <w:rPr>
+          <w:rFonts w:ascii="Calibri" w:hAnsi="Calibri" w:cs="Arial"/>
+          <w:b/>
+          <w:bCs/>
+          <w:rtl/>
+          <w:sz w:val="24"/>
+          <w:szCs w:val="24"/>
+        </w:rPr>
+        <w:t xml:space="preserve">الاحتمالية:</w:t>
+      </w:r>
+      <w:r>
+        <w:rPr>
+          <w:rFonts w:ascii="Calibri" w:hAnsi="Calibri" w:cs="Arial"/>
+          <w:rtl/>
+          <w:sz w:val="24"/>
+          <w:szCs w:val="24"/>
+        </w:rPr>
+        <w:t xml:space="preserve"> مدى احتمال حدوث الخطر، وتُقيّم من 1 (غير محتمل جدًا) إلى 5 (شبه مؤكد).</w:t>
+      </w:r>
+    </w:p>
+    <w:p>
+      <w:pPr>
+        <w:pStyle w:val="ListeParagraf"/>
+        <w:bidi/>
+        <w:spacing w:after="80"/>
+        <w:ind w:left="0" w:right="709"/>
+        <w:jc w:val="both"/>
+      </w:pPr>
+      <w:r>
+        <w:rPr>
+          <w:rFonts w:ascii="Calibri" w:hAnsi="Calibri" w:cs="Arial"/>
+          <w:rtl/>
+          <w:sz w:val="24"/>
+          <w:szCs w:val="24"/>
+        </w:rPr>
+        <w:t xml:space="preserve">• </w:t>
+      </w:r>
+      <w:r>
+        <w:rPr>
+          <w:rFonts w:ascii="Calibri" w:hAnsi="Calibri" w:cs="Arial"/>
+          <w:b/>
+          <w:bCs/>
+          <w:rtl/>
+          <w:sz w:val="24"/>
+          <w:szCs w:val="24"/>
+        </w:rPr>
+        <w:t xml:space="preserve">الشدة:</w:t>
+      </w:r>
+      <w:r>
+        <w:rPr>
+          <w:rFonts w:ascii="Calibri" w:hAnsi="Calibri" w:cs="Arial"/>
+          <w:rtl/>
+          <w:sz w:val="24"/>
+          <w:szCs w:val="24"/>
+        </w:rPr>
+        <w:t xml:space="preserve"> حجم العاقبة في حال حدوث الخطر، وتُقيّم من 1 (طفيفة) إلى 5 (خطيرة جدًا).</w:t>
+      </w:r>
+    </w:p>
+    <w:p>
+      <w:pPr>
+        <w:pStyle w:val="ListeParagraf"/>
+        <w:bidi/>
+        <w:spacing w:after="80"/>
+        <w:ind w:left="0" w:right="709"/>
+        <w:jc w:val="both"/>
+      </w:pPr>
+      <w:r>
+        <w:rPr>
+          <w:rFonts w:ascii="Calibri" w:hAnsi="Calibri" w:cs="Arial"/>
+          <w:rtl/>
+          <w:sz w:val="24"/>
+          <w:szCs w:val="24"/>
+        </w:rPr>
+        <w:t xml:space="preserve">• </w:t>
+      </w:r>
+      <w:r>
+        <w:rPr>
+          <w:rFonts w:ascii="Calibri" w:hAnsi="Calibri" w:cs="Arial"/>
+          <w:b/>
+          <w:bCs/>
+          <w:rtl/>
+          <w:sz w:val="24"/>
+          <w:szCs w:val="24"/>
+        </w:rPr>
+        <w:t xml:space="preserve">درجة الخطر:</w:t>
+      </w:r>
+      <w:r>
+        <w:rPr>
+          <w:rFonts w:ascii="Calibri" w:hAnsi="Calibri" w:cs="Arial"/>
+          <w:rtl/>
+          <w:sz w:val="24"/>
+          <w:szCs w:val="24"/>
+        </w:rPr>
+        <w:t xml:space="preserve"> الاحتمالية × الشدة، وتُستخدم لترتيب أولويات المخاطر.</w:t>
+      </w:r>
+    </w:p>
+    <w:p>
+      <w:pPr>
+        <w:pStyle w:val="ListeParagraf"/>
+        <w:bidi/>
+        <w:spacing w:after="80"/>
+        <w:ind w:left="0" w:right="709"/>
+        <w:jc w:val="both"/>
+      </w:pPr>
+      <w:r>
+        <w:rPr>
+          <w:rFonts w:ascii="Calibri" w:hAnsi="Calibri" w:cs="Arial"/>
+          <w:rtl/>
+          <w:sz w:val="24"/>
+          <w:szCs w:val="24"/>
+        </w:rPr>
+        <w:t xml:space="preserve">• </w:t>
+      </w:r>
+      <w:r>
+        <w:rPr>
+          <w:rFonts w:ascii="Calibri" w:hAnsi="Calibri" w:cs="Arial"/>
+          <w:b/>
+          <w:bCs/>
+          <w:rtl/>
+          <w:sz w:val="24"/>
+          <w:szCs w:val="24"/>
+        </w:rPr>
+        <w:t xml:space="preserve">الخطر المتبقي:</w:t>
+      </w:r>
+      <w:r>
+        <w:rPr>
+          <w:rFonts w:ascii="Calibri" w:hAnsi="Calibri" w:cs="Arial"/>
+          <w:rtl/>
+          <w:sz w:val="24"/>
+          <w:szCs w:val="24"/>
+        </w:rPr>
+        <w:t xml:space="preserve"> درجة الخطر التي تبقى بعد تطبيق إجراءات الضبط.</w:t>
+      </w:r>
+    </w:p>
+    <w:p>
+      <w:pPr>
+        <w:pStyle w:val="ListeParagraf"/>
+        <w:bidi/>
+        <w:spacing w:after="80"/>
+        <w:ind w:left="0" w:right="709"/>
+        <w:jc w:val="both"/>
+      </w:pPr>
+      <w:r>
+        <w:rPr>
+          <w:rFonts w:ascii="Calibri" w:hAnsi="Calibri" w:cs="Arial"/>
+          <w:rtl/>
+          <w:sz w:val="24"/>
+          <w:szCs w:val="24"/>
+        </w:rPr>
+        <w:t xml:space="preserve">• </w:t>
+      </w:r>
+      <w:r>
+        <w:rPr>
+          <w:rFonts w:ascii="Calibri" w:hAnsi="Calibri" w:cs="Arial"/>
+          <w:b/>
+          <w:bCs/>
+          <w:rtl/>
+          <w:sz w:val="24"/>
+          <w:szCs w:val="24"/>
+        </w:rPr>
+        <w:t xml:space="preserve">تحليل المخاطر بعد الطلبية:</w:t>
+      </w:r>
+      <w:r>
+        <w:rPr>
+          <w:rFonts w:ascii="Calibri" w:hAnsi="Calibri" w:cs="Arial"/>
+          <w:rtl/>
+          <w:sz w:val="24"/>
+          <w:szCs w:val="24"/>
+        </w:rPr>
+        <w:t xml:space="preserve"> تقييم درجات مخاطر الجودة والتسليم والمواد والامتثال لطلبية العميل المقبولة قبل بدء الإنتاج.</w:t>
+      </w:r>
+    </w:p>
+    <w:p>
+      <w:pPr>
+        <w:pStyle w:val="ListeParagraf"/>
+        <w:bidi/>
+        <w:spacing w:after="80"/>
+        <w:ind w:left="0" w:right="709"/>
+        <w:jc w:val="both"/>
+      </w:pPr>
+    </w:p>
+    <w:p>
+      <w:pPr>
+        <w:pStyle w:val="ListeParagraf"/>
+        <w:bidi/>
+        <w:spacing w:before="120" w:after="60"/>
+        <w:ind w:left="0" w:right="709"/>
+      </w:pPr>
+      <w:r>
+        <w:rPr>
+          <w:rFonts w:ascii="Calibri" w:hAnsi="Calibri" w:cs="Arial"/>
+          <w:b/>
+          <w:bCs/>
+          <w:rtl/>
+          <w:sz w:val="24"/>
+          <w:szCs w:val="24"/>
+        </w:rPr>
+        <w:t xml:space="preserve">العمليات الرئيسية والفرعية</w:t>
+      </w:r>
+    </w:p>
+    <w:p>
+      <w:pPr>
+        <w:pStyle w:val="ListeParagraf"/>
+        <w:bidi/>
+        <w:spacing w:before="120" w:after="60"/>
+        <w:ind w:left="0" w:right="709"/>
+      </w:pPr>
+      <w:r>
+        <w:rPr>
+          <w:rFonts w:ascii="Calibri" w:hAnsi="Calibri" w:cs="Arial"/>
+          <w:b/>
+          <w:bCs/>
+          <w:rtl/>
+          <w:sz w:val="24"/>
+          <w:szCs w:val="24"/>
+        </w:rPr>
+        <w:t xml:space="preserve">1. تحديد المخاطر والفرص</w:t>
+      </w:r>
+    </w:p>
+    <w:p>
+      <w:pPr>
+        <w:pStyle w:val="ListeParagraf"/>
+        <w:bidi/>
+        <w:spacing w:after="80"/>
+        <w:ind w:left="0" w:right="709"/>
+        <w:jc w:val="both"/>
+      </w:pPr>
+      <w:r>
+        <w:rPr>
+          <w:rFonts w:ascii="Calibri" w:hAnsi="Calibri" w:cs="Arial"/>
+          <w:rtl/>
+          <w:sz w:val="24"/>
+          <w:szCs w:val="24"/>
+        </w:rPr>
+        <w:t xml:space="preserve">1.1. يحدد كل قسم مخاطره وفرصه مرة واحدة على الأقل سنويًا، مستخدمًا المدخلات التالية:</w:t>
       </w:r>
     </w:p>
     <w:p>
@@ -2007,281 +2302,7 @@
           <w:sz w:val="24"/>
           <w:szCs w:val="24"/>
         </w:rPr>
-        <w:t xml:space="preserve">15-25: خطر مرتفع – يُخطط لإجراء فوري ويعتمده المدير العام.</w:t>
-      </w:r>
-    </w:p>
-    <w:p>
-      <w:pPr>
-        <w:pStyle w:val="ListeParagraf"/>
-        <w:bidi/>
-        <w:spacing w:after="80"/>
-        <w:ind w:left="0" w:right="709"/>
-        <w:jc w:val="both"/>
-      </w:pPr>
-      <w:r>
-        <w:rPr>
-          <w:rFonts w:ascii="Calibri" w:hAnsi="Calibri" w:cs="Arial"/>
-          <w:rtl/>
-          <w:sz w:val="24"/>
-          <w:szCs w:val="24"/>
-        </w:rPr>
-        <w:t xml:space="preserve">2.2. تُقيّم الفرص وفق الفائدة المتوقعة والتكلفة وإمكانية التنفيذ (مرتفعة / متوسطة / منخفضة)، وتحدد الإدارة أولوياتها.</w:t>
-      </w:r>
-    </w:p>
-    <w:p>
-      <w:pPr>
-        <w:pStyle w:val="ListeParagraf"/>
-        <w:bidi/>
-        <w:spacing w:after="80"/>
-        <w:ind w:left="0" w:right="709"/>
-        <w:jc w:val="both"/>
-      </w:pPr>
-    </w:p>
-    <w:p>
-      <w:pPr>
-        <w:pStyle w:val="ListeParagraf"/>
-        <w:bidi/>
-        <w:spacing w:before="120" w:after="60"/>
-        <w:ind w:left="0" w:right="709"/>
-      </w:pPr>
-      <w:r>
-        <w:rPr>
-          <w:rFonts w:ascii="Calibri" w:hAnsi="Calibri" w:cs="Arial"/>
-          <w:b/>
-          <w:bCs/>
-          <w:rtl/>
-          <w:sz w:val="24"/>
-          <w:szCs w:val="24"/>
-        </w:rPr>
-        <w:t xml:space="preserve">3. تخطيط الإجراءات وتنفيذها</w:t>
-      </w:r>
-    </w:p>
-    <w:p>
-      <w:pPr>
-        <w:pStyle w:val="ListeParagraf"/>
-        <w:bidi/>
-        <w:spacing w:after="80"/>
-        <w:ind w:left="0" w:right="709"/>
-        <w:jc w:val="both"/>
-      </w:pPr>
-      <w:r>
-        <w:rPr>
-          <w:rFonts w:ascii="Calibri" w:hAnsi="Calibri" w:cs="Arial"/>
-          <w:rtl/>
-          <w:sz w:val="24"/>
-          <w:szCs w:val="24"/>
-        </w:rPr>
-        <w:t xml:space="preserve">3.1. بالنسبة للمخاطر المتوسطة والمرتفعة والفرص المختارة، تُحدد الإجراءات في سجل المخاطر والفرص مع الشخص المسؤول والموعد النهائي والموارد المطلوبة.</w:t>
-      </w:r>
-    </w:p>
-    <w:p>
-      <w:pPr>
-        <w:pStyle w:val="ListeParagraf"/>
-        <w:bidi/>
-        <w:spacing w:after="80"/>
-        <w:ind w:left="0" w:right="709"/>
-        <w:jc w:val="both"/>
-      </w:pPr>
-      <w:r>
-        <w:rPr>
-          <w:rFonts w:ascii="Calibri" w:hAnsi="Calibri" w:cs="Arial"/>
-          <w:rtl/>
-          <w:sz w:val="24"/>
-          <w:szCs w:val="24"/>
-        </w:rPr>
-        <w:t xml:space="preserve">3.2. تكون الإجراءات متناسبة مع الأثر المحتمل، وتُدمج في الأهداف والميزانيات والإجراءات وخطط الصيانة أو التدريب حيثما أمكن.</w:t>
-      </w:r>
-    </w:p>
-    <w:p>
-      <w:pPr>
-        <w:pStyle w:val="ListeParagraf"/>
-        <w:bidi/>
-        <w:spacing w:after="80"/>
-        <w:ind w:left="0" w:right="709"/>
-        <w:jc w:val="both"/>
-      </w:pPr>
-      <w:r>
-        <w:rPr>
-          <w:rFonts w:ascii="Calibri" w:hAnsi="Calibri" w:cs="Arial"/>
-          <w:rtl/>
-          <w:sz w:val="24"/>
-          <w:szCs w:val="24"/>
-        </w:rPr>
-        <w:t xml:space="preserve">3.3. يبلغ مديرو الأقسام ممثل نظام الإدارة بحالة إجراءاتهم كل ثلاثة أشهر.</w:t>
-      </w:r>
-    </w:p>
-    <w:p>
-      <w:pPr>
-        <w:pStyle w:val="ListeParagraf"/>
-        <w:bidi/>
-        <w:spacing w:after="80"/>
-        <w:ind w:left="0" w:right="709"/>
-        <w:jc w:val="both"/>
-      </w:pPr>
-    </w:p>
-    <w:p>
-      <w:pPr>
-        <w:pStyle w:val="ListeParagraf"/>
-        <w:bidi/>
-        <w:spacing w:before="120" w:after="60"/>
-        <w:ind w:left="0" w:right="709"/>
-      </w:pPr>
-      <w:r>
-        <w:rPr>
-          <w:rFonts w:ascii="Calibri" w:hAnsi="Calibri" w:cs="Arial"/>
-          <w:b/>
-          <w:bCs/>
-          <w:rtl/>
-          <w:sz w:val="24"/>
-          <w:szCs w:val="24"/>
-        </w:rPr>
-        <w:t xml:space="preserve">4. تقييم الفعالية</w:t>
-      </w:r>
-    </w:p>
-    <w:p>
-      <w:pPr>
-        <w:pStyle w:val="ListeParagraf"/>
-        <w:bidi/>
-        <w:spacing w:after="80"/>
-        <w:ind w:left="0" w:right="709"/>
-        <w:jc w:val="both"/>
-      </w:pPr>
-      <w:r>
-        <w:rPr>
-          <w:rFonts w:ascii="Calibri" w:hAnsi="Calibri" w:cs="Arial"/>
-          <w:rtl/>
-          <w:sz w:val="24"/>
-          <w:szCs w:val="24"/>
-        </w:rPr>
-        <w:t xml:space="preserve">4.1. بعد إنجاز الإجراء يُعاد تقييم درجة الخطر؛ ويُعتبر الإجراء فعالًا إذا انخفضت الدرجة المتبقية إلى مستوى مقبول.</w:t>
-      </w:r>
-    </w:p>
-    <w:p>
-      <w:pPr>
-        <w:pStyle w:val="ListeParagraf"/>
-        <w:bidi/>
-        <w:spacing w:after="80"/>
-        <w:ind w:left="0" w:right="709"/>
-        <w:jc w:val="both"/>
-      </w:pPr>
-      <w:r>
-        <w:rPr>
-          <w:rFonts w:ascii="Calibri" w:hAnsi="Calibri" w:cs="Arial"/>
-          <w:rtl/>
-          <w:sz w:val="24"/>
-          <w:szCs w:val="24"/>
-        </w:rPr>
-        <w:t xml:space="preserve">4.2. إذا لم يكن الإجراء فعالًا، يُحدد إجراء جديد وتُرفع الحالة إلى المدير العام.</w:t>
-      </w:r>
-    </w:p>
-    <w:p>
-      <w:pPr>
-        <w:pStyle w:val="ListeParagraf"/>
-        <w:bidi/>
-        <w:spacing w:after="80"/>
-        <w:ind w:left="0" w:right="709"/>
-        <w:jc w:val="both"/>
-      </w:pPr>
-    </w:p>
-    <w:p>
-      <w:pPr>
-        <w:pStyle w:val="ListeParagraf"/>
-        <w:bidi/>
-        <w:spacing w:before="120" w:after="60"/>
-        <w:ind w:left="0" w:right="709"/>
-      </w:pPr>
-      <w:r>
-        <w:rPr>
-          <w:rFonts w:ascii="Calibri" w:hAnsi="Calibri" w:cs="Arial"/>
-          <w:b/>
-          <w:bCs/>
-          <w:rtl/>
-          <w:sz w:val="24"/>
-          <w:szCs w:val="24"/>
-        </w:rPr>
-        <w:t xml:space="preserve">5. المراجعة والتحديث</w:t>
-      </w:r>
-    </w:p>
-    <w:p>
-      <w:pPr>
-        <w:pStyle w:val="ListeParagraf"/>
-        <w:bidi/>
-        <w:spacing w:after="80"/>
-        <w:ind w:left="0" w:right="709"/>
-        <w:jc w:val="both"/>
-      </w:pPr>
-      <w:r>
-        <w:rPr>
-          <w:rFonts w:ascii="Calibri" w:hAnsi="Calibri" w:cs="Arial"/>
-          <w:rtl/>
-          <w:sz w:val="24"/>
-          <w:szCs w:val="24"/>
-        </w:rPr>
-        <w:t xml:space="preserve">5.1. يُراجع السجل مرة واحدة على الأقل سنويًا، وكذلك بعد أي تغيير هام أو حادث أو شكوى عميل أو ملاحظة تدقيق جسيمة.</w:t>
-      </w:r>
-    </w:p>
-    <w:p>
-      <w:pPr>
-        <w:pStyle w:val="ListeParagraf"/>
-        <w:bidi/>
-        <w:spacing w:after="80"/>
-        <w:ind w:left="0" w:right="709"/>
-        <w:jc w:val="both"/>
-      </w:pPr>
-      <w:r>
-        <w:rPr>
-          <w:rFonts w:ascii="Calibri" w:hAnsi="Calibri" w:cs="Arial"/>
-          <w:rtl/>
-          <w:sz w:val="24"/>
-          <w:szCs w:val="24"/>
-        </w:rPr>
-        <w:t xml:space="preserve">5.2. تُعرض حالة المخاطر والفرص والإجراءات كمدخل في مراجعة الإدارة.</w:t>
-      </w:r>
-    </w:p>
-    <w:p>
-      <w:pPr>
-        <w:pStyle w:val="ListeParagraf"/>
-        <w:bidi/>
-        <w:spacing w:after="80"/>
-        <w:ind w:left="0" w:right="709"/>
-        <w:jc w:val="both"/>
-      </w:pPr>
-    </w:p>
-    <w:p>
-      <w:pPr>
-        <w:pStyle w:val="ListeParagraf"/>
-        <w:bidi/>
-        <w:spacing w:before="120" w:after="60"/>
-        <w:ind w:left="0" w:right="709"/>
-      </w:pPr>
-      <w:r>
-        <w:rPr>
-          <w:rFonts w:ascii="Calibri" w:hAnsi="Calibri" w:cs="Arial"/>
-          <w:b/>
-          <w:bCs/>
-          <w:rtl/>
-          <w:sz w:val="24"/>
-          <w:szCs w:val="24"/>
-        </w:rPr>
-        <w:t xml:space="preserve">6. المتابعة والأداء</w:t>
-      </w:r>
-    </w:p>
-    <w:p>
-      <w:pPr>
-        <w:pStyle w:val="ListeParagraf"/>
-        <w:bidi/>
-        <w:spacing w:after="80"/>
-        <w:ind w:left="0" w:right="709"/>
-        <w:jc w:val="both"/>
-      </w:pPr>
-      <w:r>
-        <w:rPr>
-          <w:rFonts w:ascii="Calibri" w:hAnsi="Calibri" w:cs="Arial"/>
-          <w:rtl/>
-          <w:sz w:val="24"/>
-          <w:szCs w:val="24"/>
-        </w:rPr>
-        <w:t xml:space="preserve">6.1. تُتابع المؤشرات التالية:</w:t>
+        <w:t xml:space="preserve">تحليل السياق وسجل الأطراف المعنية (EMS.YS.PRO.11.03.)،</w:t>
       </w:r>
     </w:p>
     <w:p>
@@ -2302,7 +2323,7 @@
           <w:sz w:val="24"/>
           <w:szCs w:val="24"/>
         </w:rPr>
-        <w:t xml:space="preserve">عدد المخاطر المرتفعة المفتوحة واتجاهها،</w:t>
+        <w:t xml:space="preserve">أداء العمليات ومؤشرات الأداء وشكاوى العملاء وملاحظات التدقيق،</w:t>
       </w:r>
     </w:p>
     <w:p>
@@ -2323,7 +2344,7 @@
           <w:sz w:val="24"/>
           <w:szCs w:val="24"/>
         </w:rPr>
-        <w:t xml:space="preserve">نسبة الإجراءات المنجزة في موعدها (الهدف: 90% على الأقل)،</w:t>
+        <w:t xml:space="preserve">الجوانب البيئية الهامة ومخاطر الصحة والسلامة المهنية وتقييمات المخاطر الكيميائية والأمنية،</w:t>
       </w:r>
     </w:p>
     <w:p>
@@ -2344,7 +2365,107 @@
           <w:sz w:val="24"/>
           <w:szCs w:val="24"/>
         </w:rPr>
-        <w:t xml:space="preserve">نسبة الإجراءات التي ثبتت فعاليتها عند إعادة التقييم،</w:t>
+        <w:t xml:space="preserve">التغييرات المخطط لها (عميل أو منتج أو آلة أو عملية أو مبنى أو متطلب قانوني جديد).</w:t>
+      </w:r>
+    </w:p>
+    <w:p>
+      <w:pPr>
+        <w:pStyle w:val="ListeParagraf"/>
+        <w:bidi/>
+        <w:spacing w:after="80"/>
+        <w:ind w:left="0" w:right="709"/>
+        <w:jc w:val="both"/>
+      </w:pPr>
+      <w:r>
+        <w:rPr>
+          <w:rFonts w:ascii="Calibri" w:hAnsi="Calibri" w:cs="Arial"/>
+          <w:rtl/>
+          <w:sz w:val="24"/>
+          <w:szCs w:val="24"/>
+        </w:rPr>
+        <w:t xml:space="preserve">1.2. تشمل المخاطر النموذجية فقدان عميل رئيسي، والتأخر في التسليم، وأخطاء درجة اللون أو الجودة، والإخفاق في اختبارات RSL، وتعطل المرافق الحرجة، ونقص العمال المهرة، ومخالفات الامتثال الاجتماعي، وانسكابات الكيماويات، والاختراقات الأمنية.</w:t>
+      </w:r>
+    </w:p>
+    <w:p>
+      <w:pPr>
+        <w:pStyle w:val="ListeParagraf"/>
+        <w:bidi/>
+        <w:spacing w:after="80"/>
+        <w:ind w:left="0" w:right="709"/>
+        <w:jc w:val="both"/>
+      </w:pPr>
+      <w:r>
+        <w:rPr>
+          <w:rFonts w:ascii="Calibri" w:hAnsi="Calibri" w:cs="Arial"/>
+          <w:rtl/>
+          <w:sz w:val="24"/>
+          <w:szCs w:val="24"/>
+        </w:rPr>
+        <w:t xml:space="preserve">1.3. تشمل الفرص النموذجية أسواقًا جديدة ومنتجات معتمدة (GRS وOCS)، وتوفير الطاقة والمياه، والأتمتة، وتعدد المهارات، وأنظمة التتبع الرقمية.</w:t>
+      </w:r>
+    </w:p>
+    <w:p>
+      <w:pPr>
+        <w:pStyle w:val="ListeParagraf"/>
+        <w:bidi/>
+        <w:spacing w:after="80"/>
+        <w:ind w:left="0" w:right="709"/>
+        <w:jc w:val="both"/>
+      </w:pPr>
+      <w:r>
+        <w:rPr>
+          <w:rFonts w:ascii="Calibri" w:hAnsi="Calibri" w:cs="Arial"/>
+          <w:rtl/>
+          <w:sz w:val="24"/>
+          <w:szCs w:val="24"/>
+        </w:rPr>
+        <w:t xml:space="preserve">1.4. تُسجل المخاطر والفرص في سجل المخاطر والفرص مع العملية والوصف والسبب والأثر وإجراءات الضبط القائمة والمسؤول.</w:t>
+      </w:r>
+    </w:p>
+    <w:p>
+      <w:pPr>
+        <w:pStyle w:val="ListeParagraf"/>
+        <w:bidi/>
+        <w:spacing w:after="80"/>
+        <w:ind w:left="0" w:right="709"/>
+        <w:jc w:val="both"/>
+      </w:pPr>
+    </w:p>
+    <w:p>
+      <w:pPr>
+        <w:pStyle w:val="ListeParagraf"/>
+        <w:bidi/>
+        <w:spacing w:before="120" w:after="60"/>
+        <w:ind w:left="0" w:right="709"/>
+      </w:pPr>
+      <w:r>
+        <w:rPr>
+          <w:rFonts w:ascii="Calibri" w:hAnsi="Calibri" w:cs="Arial"/>
+          <w:b/>
+          <w:bCs/>
+          <w:rtl/>
+          <w:sz w:val="24"/>
+          <w:szCs w:val="24"/>
+        </w:rPr>
+        <w:t xml:space="preserve">2. التقييم وترتيب الأولويات</w:t>
+      </w:r>
+    </w:p>
+    <w:p>
+      <w:pPr>
+        <w:pStyle w:val="ListeParagraf"/>
+        <w:bidi/>
+        <w:spacing w:after="80"/>
+        <w:ind w:left="0" w:right="709"/>
+        <w:jc w:val="both"/>
+      </w:pPr>
+      <w:r>
+        <w:rPr>
+          <w:rFonts w:ascii="Calibri" w:hAnsi="Calibri" w:cs="Arial"/>
+          <w:rtl/>
+          <w:sz w:val="24"/>
+          <w:szCs w:val="24"/>
+        </w:rPr>
+        <w:t xml:space="preserve">2.1. تُقيّم درجة كل خطر وفق الاحتمالية (1-5) × الشدة (1-5)، مع مراعاة الضوابط القائمة:</w:t>
       </w:r>
     </w:p>
     <w:p>
@@ -2365,35 +2486,7 @@
           <w:sz w:val="24"/>
           <w:szCs w:val="24"/>
         </w:rPr>
-        <w:t xml:space="preserve">عدد الفرص التي تم تحقيقها خلال العام.</w:t>
-      </w:r>
-    </w:p>
-    <w:p>
-      <w:pPr>
-        <w:pStyle w:val="ListeParagraf"/>
-        <w:bidi/>
-        <w:spacing w:after="80"/>
-        <w:ind w:left="0" w:right="709"/>
-        <w:jc w:val="both"/>
-      </w:pPr>
-    </w:p>
-    <w:p>
-      <w:pPr>
-        <w:pStyle w:val="ListeParagraf"/>
-        <w:bidi/>
-        <w:spacing w:before="120" w:after="60"/>
-        <w:ind w:left="0" w:right="709"/>
-      </w:pPr>
-      <w:r>
-        <w:rPr>
-          <w:rFonts w:ascii="Calibri" w:hAnsi="Calibri" w:cs="Arial"/>
-          <w:b/>
-          <w:bCs/>
-          <w:rtl/>
-          <w:sz w:val="24"/>
-          <w:szCs w:val="24"/>
-        </w:rPr>
-        <w:t xml:space="preserve">7. الوثائق والسجلات ذات الصلة</w:t>
+        <w:t xml:space="preserve">1-6: خطر منخفض – يُراقب ضمن الضوابط القائمة،</w:t>
       </w:r>
     </w:p>
     <w:p>
@@ -2414,7 +2507,7 @@
           <w:sz w:val="24"/>
           <w:szCs w:val="24"/>
         </w:rPr>
-        <w:t xml:space="preserve">سجل المخاطر والفرص</w:t>
+        <w:t xml:space="preserve">8-12: خطر متوسط – تُعد خطة عمل خلال ثلاثة أشهر،</w:t>
       </w:r>
     </w:p>
     <w:p>
@@ -2435,7 +2528,435 @@
           <w:sz w:val="24"/>
           <w:szCs w:val="24"/>
         </w:rPr>
-        <w:t xml:space="preserve">قائمة متابعة الإجراءات</w:t>
+        <w:t xml:space="preserve">15-25: خطر مرتفع – يُخطط لإجراء فوري ويعتمده المدير العام.</w:t>
+      </w:r>
+    </w:p>
+    <w:p>
+      <w:pPr>
+        <w:pStyle w:val="ListeParagraf"/>
+        <w:bidi/>
+        <w:spacing w:after="80"/>
+        <w:ind w:left="0" w:right="709"/>
+        <w:jc w:val="both"/>
+      </w:pPr>
+      <w:r>
+        <w:rPr>
+          <w:rFonts w:ascii="Calibri" w:hAnsi="Calibri" w:cs="Arial"/>
+          <w:rtl/>
+          <w:sz w:val="24"/>
+          <w:szCs w:val="24"/>
+        </w:rPr>
+        <w:t xml:space="preserve">2.2. تُقيّم الفرص وفق الفائدة المتوقعة والتكلفة وإمكانية التنفيذ (مرتفعة / متوسطة / منخفضة)، وتحدد الإدارة أولوياتها.</w:t>
+      </w:r>
+    </w:p>
+    <w:p>
+      <w:pPr>
+        <w:pStyle w:val="ListeParagraf"/>
+        <w:bidi/>
+        <w:spacing w:after="80"/>
+        <w:ind w:left="0" w:right="709"/>
+        <w:jc w:val="both"/>
+      </w:pPr>
+      <w:r>
+        <w:rPr>
+          <w:rFonts w:ascii="Calibri" w:hAnsi="Calibri" w:cs="Arial"/>
+          <w:rtl/>
+          <w:sz w:val="24"/>
+          <w:szCs w:val="24"/>
+        </w:rPr>
+        <w:t xml:space="preserve">2.3. تُقيّم المخاطر المتعلقة بسلامة المنتج والامتثال الكيميائي ومتطلبات الامتثال الاجتماعي للعملاء دائمًا بدرجة متوسطة على الأقل، ما لم يثبت ضبط موثق خلاف ذلك.</w:t>
+      </w:r>
+    </w:p>
+    <w:p>
+      <w:pPr>
+        <w:pStyle w:val="ListeParagraf"/>
+        <w:bidi/>
+        <w:spacing w:after="80"/>
+        <w:ind w:left="0" w:right="709"/>
+        <w:jc w:val="both"/>
+      </w:pPr>
+    </w:p>
+    <w:p>
+      <w:pPr>
+        <w:pStyle w:val="ListeParagraf"/>
+        <w:bidi/>
+        <w:spacing w:before="120" w:after="60"/>
+        <w:ind w:left="0" w:right="709"/>
+      </w:pPr>
+      <w:r>
+        <w:rPr>
+          <w:rFonts w:ascii="Calibri" w:hAnsi="Calibri" w:cs="Arial"/>
+          <w:b/>
+          <w:bCs/>
+          <w:rtl/>
+          <w:sz w:val="24"/>
+          <w:szCs w:val="24"/>
+        </w:rPr>
+        <w:t xml:space="preserve">3. تحليل المخاطر على مستوى الطلبية (بعد الطلبية)</w:t>
+      </w:r>
+    </w:p>
+    <w:p>
+      <w:pPr>
+        <w:pStyle w:val="ListeParagraf"/>
+        <w:bidi/>
+        <w:spacing w:after="80"/>
+        <w:ind w:left="0" w:right="709"/>
+        <w:jc w:val="both"/>
+      </w:pPr>
+      <w:r>
+        <w:rPr>
+          <w:rFonts w:ascii="Calibri" w:hAnsi="Calibri" w:cs="Arial"/>
+          <w:rtl/>
+          <w:sz w:val="24"/>
+          <w:szCs w:val="24"/>
+        </w:rPr>
+        <w:t xml:space="preserve">3.1. لكل طلبية عميل مقبولة وقبل الإنتاج، يعقد ضمان الجودة اجتماع تحليل المخاطر مع الميرشندايزينغ والتخطيط والإنتاج والمختبر (TLM-ONH-02)، وفق EMS.ÜR.PRO.05.03.</w:t>
+      </w:r>
+    </w:p>
+    <w:p>
+      <w:pPr>
+        <w:pStyle w:val="ListeParagraf"/>
+        <w:bidi/>
+        <w:spacing w:after="80"/>
+        <w:ind w:left="0" w:right="709"/>
+        <w:jc w:val="both"/>
+      </w:pPr>
+      <w:r>
+        <w:rPr>
+          <w:rFonts w:ascii="Calibri" w:hAnsi="Calibri" w:cs="Arial"/>
+          <w:rtl/>
+          <w:sz w:val="24"/>
+          <w:szCs w:val="24"/>
+        </w:rPr>
+        <w:t xml:space="preserve">3.2. تُقيّم مخاطر الجودة والتسليم وتوفر المواد والامتثال والعمليات الجديدة للطلبية بالطريقة نفسها (الاحتمالية × الشدة) وتُسجل في سجل تحليل المخاطر بعد الطلبية (EMS.QA.FRM.00.01).</w:t>
+      </w:r>
+    </w:p>
+    <w:p>
+      <w:pPr>
+        <w:pStyle w:val="ListeParagraf"/>
+        <w:bidi/>
+        <w:spacing w:after="80"/>
+        <w:ind w:left="0" w:right="709"/>
+        <w:jc w:val="both"/>
+      </w:pPr>
+      <w:r>
+        <w:rPr>
+          <w:rFonts w:ascii="Calibri" w:hAnsi="Calibri" w:cs="Arial"/>
+          <w:rtl/>
+          <w:sz w:val="24"/>
+          <w:szCs w:val="24"/>
+        </w:rPr>
+        <w:t xml:space="preserve">3.3. لكل خطر مرتفع يُسجل إجراء الضبط والشخص المسؤول والموعد النهائي في سجل تحليل المخاطر (EMS.QA.FRM.00.02).</w:t>
+      </w:r>
+    </w:p>
+    <w:p>
+      <w:pPr>
+        <w:pStyle w:val="ListeParagraf"/>
+        <w:bidi/>
+        <w:spacing w:after="80"/>
+        <w:ind w:left="0" w:right="709"/>
+        <w:jc w:val="both"/>
+      </w:pPr>
+      <w:r>
+        <w:rPr>
+          <w:rFonts w:ascii="Calibri" w:hAnsi="Calibri" w:cs="Arial"/>
+          <w:rtl/>
+          <w:sz w:val="24"/>
+          <w:szCs w:val="24"/>
+        </w:rPr>
+        <w:t xml:space="preserve">3.4. لا يبدأ إنتاج الطلبية عالية الخطورة قبل اعتماد خطة الإجراءات؛ وتُنقل مخاطر الطلبيات المتكررة الهامة إلى سجل المخاطر والفرص.</w:t>
+      </w:r>
+    </w:p>
+    <w:p>
+      <w:pPr>
+        <w:pStyle w:val="ListeParagraf"/>
+        <w:bidi/>
+        <w:spacing w:after="80"/>
+        <w:ind w:left="0" w:right="709"/>
+        <w:jc w:val="both"/>
+      </w:pPr>
+    </w:p>
+    <w:p>
+      <w:pPr>
+        <w:pStyle w:val="ListeParagraf"/>
+        <w:bidi/>
+        <w:spacing w:before="120" w:after="60"/>
+        <w:ind w:left="0" w:right="709"/>
+      </w:pPr>
+      <w:r>
+        <w:rPr>
+          <w:rFonts w:ascii="Calibri" w:hAnsi="Calibri" w:cs="Arial"/>
+          <w:b/>
+          <w:bCs/>
+          <w:rtl/>
+          <w:sz w:val="24"/>
+          <w:szCs w:val="24"/>
+        </w:rPr>
+        <w:t xml:space="preserve">4. تخطيط الإجراءات وتنفيذها</w:t>
+      </w:r>
+    </w:p>
+    <w:p>
+      <w:pPr>
+        <w:pStyle w:val="ListeParagraf"/>
+        <w:bidi/>
+        <w:spacing w:after="80"/>
+        <w:ind w:left="0" w:right="709"/>
+        <w:jc w:val="both"/>
+      </w:pPr>
+      <w:r>
+        <w:rPr>
+          <w:rFonts w:ascii="Calibri" w:hAnsi="Calibri" w:cs="Arial"/>
+          <w:rtl/>
+          <w:sz w:val="24"/>
+          <w:szCs w:val="24"/>
+        </w:rPr>
+        <w:t xml:space="preserve">4.1. بالنسبة للمخاطر المتوسطة والمرتفعة والفرص المختارة، تُحدد الإجراءات في سجل المخاطر والفرص مع الشخص المسؤول والموعد النهائي والموارد المطلوبة.</w:t>
+      </w:r>
+    </w:p>
+    <w:p>
+      <w:pPr>
+        <w:pStyle w:val="ListeParagraf"/>
+        <w:bidi/>
+        <w:spacing w:after="80"/>
+        <w:ind w:left="0" w:right="709"/>
+        <w:jc w:val="both"/>
+      </w:pPr>
+      <w:r>
+        <w:rPr>
+          <w:rFonts w:ascii="Calibri" w:hAnsi="Calibri" w:cs="Arial"/>
+          <w:rtl/>
+          <w:sz w:val="24"/>
+          <w:szCs w:val="24"/>
+        </w:rPr>
+        <w:t xml:space="preserve">4.2. تكون الإجراءات متناسبة مع الأثر المحتمل، وتُدمج في الأهداف والميزانيات والإجراءات وخطط الصيانة أو التدريب حيثما أمكن.</w:t>
+      </w:r>
+    </w:p>
+    <w:p>
+      <w:pPr>
+        <w:pStyle w:val="ListeParagraf"/>
+        <w:bidi/>
+        <w:spacing w:after="80"/>
+        <w:ind w:left="0" w:right="709"/>
+        <w:jc w:val="both"/>
+      </w:pPr>
+      <w:r>
+        <w:rPr>
+          <w:rFonts w:ascii="Calibri" w:hAnsi="Calibri" w:cs="Arial"/>
+          <w:rtl/>
+          <w:sz w:val="24"/>
+          <w:szCs w:val="24"/>
+        </w:rPr>
+        <w:t xml:space="preserve">4.3. تُقيّم مخاطر التغييرات المخطط لها قبل تنفيذها (EMS.İS.PRO.18.17).</w:t>
+      </w:r>
+    </w:p>
+    <w:p>
+      <w:pPr>
+        <w:pStyle w:val="ListeParagraf"/>
+        <w:bidi/>
+        <w:spacing w:after="80"/>
+        <w:ind w:left="0" w:right="709"/>
+        <w:jc w:val="both"/>
+      </w:pPr>
+      <w:r>
+        <w:rPr>
+          <w:rFonts w:ascii="Calibri" w:hAnsi="Calibri" w:cs="Arial"/>
+          <w:rtl/>
+          <w:sz w:val="24"/>
+          <w:szCs w:val="24"/>
+        </w:rPr>
+        <w:t xml:space="preserve">4.4. يبلغ مديرو الأقسام ممثل نظام الإدارة بحالة إجراءاتهم كل ثلاثة أشهر.</w:t>
+      </w:r>
+    </w:p>
+    <w:p>
+      <w:pPr>
+        <w:pStyle w:val="ListeParagraf"/>
+        <w:bidi/>
+        <w:spacing w:after="80"/>
+        <w:ind w:left="0" w:right="709"/>
+        <w:jc w:val="both"/>
+      </w:pPr>
+    </w:p>
+    <w:p>
+      <w:pPr>
+        <w:pStyle w:val="ListeParagraf"/>
+        <w:bidi/>
+        <w:spacing w:before="120" w:after="60"/>
+        <w:ind w:left="0" w:right="709"/>
+      </w:pPr>
+      <w:r>
+        <w:rPr>
+          <w:rFonts w:ascii="Calibri" w:hAnsi="Calibri" w:cs="Arial"/>
+          <w:b/>
+          <w:bCs/>
+          <w:rtl/>
+          <w:sz w:val="24"/>
+          <w:szCs w:val="24"/>
+        </w:rPr>
+        <w:t xml:space="preserve">5. تقييم الفعالية</w:t>
+      </w:r>
+    </w:p>
+    <w:p>
+      <w:pPr>
+        <w:pStyle w:val="ListeParagraf"/>
+        <w:bidi/>
+        <w:spacing w:after="80"/>
+        <w:ind w:left="0" w:right="709"/>
+        <w:jc w:val="both"/>
+      </w:pPr>
+      <w:r>
+        <w:rPr>
+          <w:rFonts w:ascii="Calibri" w:hAnsi="Calibri" w:cs="Arial"/>
+          <w:rtl/>
+          <w:sz w:val="24"/>
+          <w:szCs w:val="24"/>
+        </w:rPr>
+        <w:t xml:space="preserve">5.1. بعد إنجاز الإجراء يُعاد تقييم درجة الخطر؛ ويُعتبر الإجراء فعالًا إذا انخفضت الدرجة المتبقية إلى مستوى مقبول (منخفض، أو متوسط مع تبرير معتمد).</w:t>
+      </w:r>
+    </w:p>
+    <w:p>
+      <w:pPr>
+        <w:pStyle w:val="ListeParagraf"/>
+        <w:bidi/>
+        <w:spacing w:after="80"/>
+        <w:ind w:left="0" w:right="709"/>
+        <w:jc w:val="both"/>
+      </w:pPr>
+      <w:r>
+        <w:rPr>
+          <w:rFonts w:ascii="Calibri" w:hAnsi="Calibri" w:cs="Arial"/>
+          <w:rtl/>
+          <w:sz w:val="24"/>
+          <w:szCs w:val="24"/>
+        </w:rPr>
+        <w:t xml:space="preserve">5.2. إذا لم يكن الإجراء فعالًا، يُحدد إجراء جديد وتُرفع الحالة إلى المدير العام.</w:t>
+      </w:r>
+    </w:p>
+    <w:p>
+      <w:pPr>
+        <w:pStyle w:val="ListeParagraf"/>
+        <w:bidi/>
+        <w:spacing w:after="80"/>
+        <w:ind w:left="0" w:right="709"/>
+        <w:jc w:val="both"/>
+      </w:pPr>
+      <w:r>
+        <w:rPr>
+          <w:rFonts w:ascii="Calibri" w:hAnsi="Calibri" w:cs="Arial"/>
+          <w:rtl/>
+          <w:sz w:val="24"/>
+          <w:szCs w:val="24"/>
+        </w:rPr>
+        <w:t xml:space="preserve">5.3. عند حدوث الخطر (حادث أو شكوى أو عدم مطابقة) يُفتح إجراء تصحيحي وفق EMS.YS.PRO.11.02 ويُحدّث السجل.</w:t>
+      </w:r>
+    </w:p>
+    <w:p>
+      <w:pPr>
+        <w:pStyle w:val="ListeParagraf"/>
+        <w:bidi/>
+        <w:spacing w:after="80"/>
+        <w:ind w:left="0" w:right="709"/>
+        <w:jc w:val="both"/>
+      </w:pPr>
+    </w:p>
+    <w:p>
+      <w:pPr>
+        <w:pStyle w:val="ListeParagraf"/>
+        <w:bidi/>
+        <w:spacing w:before="120" w:after="60"/>
+        <w:ind w:left="0" w:right="709"/>
+      </w:pPr>
+      <w:r>
+        <w:rPr>
+          <w:rFonts w:ascii="Calibri" w:hAnsi="Calibri" w:cs="Arial"/>
+          <w:b/>
+          <w:bCs/>
+          <w:rtl/>
+          <w:sz w:val="24"/>
+          <w:szCs w:val="24"/>
+        </w:rPr>
+        <w:t xml:space="preserve">6. المراجعة والتحديث</w:t>
+      </w:r>
+    </w:p>
+    <w:p>
+      <w:pPr>
+        <w:pStyle w:val="ListeParagraf"/>
+        <w:bidi/>
+        <w:spacing w:after="80"/>
+        <w:ind w:left="0" w:right="709"/>
+        <w:jc w:val="both"/>
+      </w:pPr>
+      <w:r>
+        <w:rPr>
+          <w:rFonts w:ascii="Calibri" w:hAnsi="Calibri" w:cs="Arial"/>
+          <w:rtl/>
+          <w:sz w:val="24"/>
+          <w:szCs w:val="24"/>
+        </w:rPr>
+        <w:t xml:space="preserve">6.1. يُراجع السجل مرة واحدة على الأقل سنويًا، وكذلك بعد أي تغيير هام أو حادث أو شكوى عميل أو ملاحظة تدقيق جسيمة.</w:t>
+      </w:r>
+    </w:p>
+    <w:p>
+      <w:pPr>
+        <w:pStyle w:val="ListeParagraf"/>
+        <w:bidi/>
+        <w:spacing w:after="80"/>
+        <w:ind w:left="0" w:right="709"/>
+        <w:jc w:val="both"/>
+      </w:pPr>
+      <w:r>
+        <w:rPr>
+          <w:rFonts w:ascii="Calibri" w:hAnsi="Calibri" w:cs="Arial"/>
+          <w:rtl/>
+          <w:sz w:val="24"/>
+          <w:szCs w:val="24"/>
+        </w:rPr>
+        <w:t xml:space="preserve">6.2. تُعرض حالة المخاطر والفرص والإجراءات كمدخل في مراجعة الإدارة (EMS.YS.PRO.11.05).</w:t>
+      </w:r>
+    </w:p>
+    <w:p>
+      <w:pPr>
+        <w:pStyle w:val="ListeParagraf"/>
+        <w:bidi/>
+        <w:spacing w:after="80"/>
+        <w:ind w:left="0" w:right="709"/>
+        <w:jc w:val="both"/>
+      </w:pPr>
+    </w:p>
+    <w:p>
+      <w:pPr>
+        <w:pStyle w:val="ListeParagraf"/>
+        <w:bidi/>
+        <w:spacing w:before="120" w:after="60"/>
+        <w:ind w:left="0" w:right="709"/>
+      </w:pPr>
+      <w:r>
+        <w:rPr>
+          <w:rFonts w:ascii="Calibri" w:hAnsi="Calibri" w:cs="Arial"/>
+          <w:b/>
+          <w:bCs/>
+          <w:rtl/>
+          <w:sz w:val="24"/>
+          <w:szCs w:val="24"/>
+        </w:rPr>
+        <w:t xml:space="preserve">7. المتابعة والأداء</w:t>
+      </w:r>
+    </w:p>
+    <w:p>
+      <w:pPr>
+        <w:pStyle w:val="ListeParagraf"/>
+        <w:bidi/>
+        <w:spacing w:after="80"/>
+        <w:ind w:left="0" w:right="709"/>
+        <w:jc w:val="both"/>
+      </w:pPr>
+      <w:r>
+        <w:rPr>
+          <w:rFonts w:ascii="Calibri" w:hAnsi="Calibri" w:cs="Arial"/>
+          <w:rtl/>
+          <w:sz w:val="24"/>
+          <w:szCs w:val="24"/>
+        </w:rPr>
+        <w:t xml:space="preserve">7.1. تُتابع المؤشرات التالية:</w:t>
       </w:r>
     </w:p>
     <w:p>
@@ -2456,7 +2977,7 @@
           <w:sz w:val="24"/>
           <w:szCs w:val="24"/>
         </w:rPr>
-        <w:t xml:space="preserve">EMS.YS.PRO.11.03. إجراء سياق المنظمة والأطراف المعنية</w:t>
+        <w:t xml:space="preserve">عدد المخاطر المرتفعة المفتوحة واتجاهها،</w:t>
       </w:r>
     </w:p>
     <w:p>
@@ -2477,7 +2998,7 @@
           <w:sz w:val="24"/>
           <w:szCs w:val="24"/>
         </w:rPr>
-        <w:t xml:space="preserve">EMS.YS.PRO.11.02. إجراء التدقيق الداخلي وعدم المطابقة والإجراء التصحيحي</w:t>
+        <w:t xml:space="preserve">نسبة الإجراءات المنجزة في موعدها (الهدف: 90% على الأقل)،</w:t>
       </w:r>
     </w:p>
     <w:p>
@@ -2498,7 +3019,7 @@
           <w:sz w:val="24"/>
           <w:szCs w:val="24"/>
         </w:rPr>
-        <w:t xml:space="preserve">EMS.ÇV.PRO.19.01. إجراء تقييم الجوانب والآثار البيئية</w:t>
+        <w:t xml:space="preserve">نسبة الإجراءات التي ثبتت فعاليتها عند إعادة التقييم،</w:t>
       </w:r>
     </w:p>
     <w:p>
@@ -2519,7 +3040,7 @@
           <w:sz w:val="24"/>
           <w:szCs w:val="24"/>
         </w:rPr>
-        <w:t xml:space="preserve">EMS.İS.PRO.18.01. إجراء تحديد المخاطر وتقييمها</w:t>
+        <w:t xml:space="preserve">عدد الفرص التي تم تحقيقها خلال العام،</w:t>
       </w:r>
     </w:p>
     <w:p>
@@ -2540,7 +3061,53 @@
           <w:sz w:val="24"/>
           <w:szCs w:val="24"/>
         </w:rPr>
-        <w:t xml:space="preserve">EMS.İD.PRO.03.06. إجراء تقييم المخاطر الأمنية وأمن الأفراد</w:t>
+        <w:t xml:space="preserve">عدد الطلبيات التي بدأ إنتاجها دون تحليل مخاطر بعد الطلبية (الهدف: 0).</w:t>
+      </w:r>
+    </w:p>
+    <w:p>
+      <w:pPr>
+        <w:pStyle w:val="ListeParagraf"/>
+        <w:bidi/>
+        <w:spacing w:after="80"/>
+        <w:ind w:left="0" w:right="709"/>
+        <w:jc w:val="both"/>
+      </w:pPr>
+      <w:r>
+        <w:rPr>
+          <w:rFonts w:ascii="Calibri" w:hAnsi="Calibri" w:cs="Arial"/>
+          <w:rtl/>
+          <w:sz w:val="24"/>
+          <w:szCs w:val="24"/>
+        </w:rPr>
+        <w:t xml:space="preserve">7.2. تُحدد الأهداف في سياسة الشركة وتُحدّث عند الحاجة.</w:t>
+      </w:r>
+    </w:p>
+    <w:p>
+      <w:pPr>
+        <w:pStyle w:val="ListeParagraf"/>
+        <w:bidi/>
+        <w:spacing w:after="80"/>
+        <w:ind w:left="0" w:right="709"/>
+        <w:jc w:val="both"/>
+      </w:pPr>
+    </w:p>
+    <w:p>
+      <w:pPr>
+        <w:pStyle w:val="ListeParagraf"/>
+        <w:bidi/>
+        <w:spacing w:before="120" w:after="60"/>
+        <w:ind w:left="0" w:right="709"/>
+      </w:pPr>
+      <w:r>
+        <w:rPr>
+          <w:rFonts w:ascii="Calibri" w:hAnsi="Calibri" w:cs="Arial"/>
+          <w:b/>
+          <w:bCs/>
+          <w:rtl/>
+          <w:sz w:val="24"/>
+          <w:szCs w:val="24"/>
+        </w:rPr>
+        <w:t xml:space="preserve">8. الوثائق والسجلات ذات الصلة</w:t>
       </w:r>
     </w:p>
     <w:p>
@@ -2561,7 +3128,259 @@
           <w:sz w:val="24"/>
           <w:szCs w:val="24"/>
         </w:rPr>
-        <w:t xml:space="preserve">EMS OHS SP10 إدارة التغيير</w:t>
+        <w:t xml:space="preserve">سجل المخاطر والفرص</w:t>
+      </w:r>
+    </w:p>
+    <w:p>
+      <w:pPr>
+        <w:pStyle w:val="ListeParagraf"/>
+        <w:numPr>
+          <w:ilvl w:val="0"/>
+          <w:numId w:val="1"/>
+        </w:numPr>
+        <w:bidi/>
+        <w:spacing w:after="60"/>
+        <w:jc w:val="both"/>
+      </w:pPr>
+      <w:r>
+        <w:rPr>
+          <w:rFonts w:ascii="Calibri" w:hAnsi="Calibri" w:cs="Arial"/>
+          <w:rtl/>
+          <w:sz w:val="24"/>
+          <w:szCs w:val="24"/>
+        </w:rPr>
+        <w:t xml:space="preserve">قائمة متابعة الإجراءات</w:t>
+      </w:r>
+    </w:p>
+    <w:p>
+      <w:pPr>
+        <w:pStyle w:val="ListeParagraf"/>
+        <w:numPr>
+          <w:ilvl w:val="0"/>
+          <w:numId w:val="1"/>
+        </w:numPr>
+        <w:bidi/>
+        <w:spacing w:after="60"/>
+        <w:jc w:val="both"/>
+      </w:pPr>
+      <w:r>
+        <w:rPr>
+          <w:rFonts w:ascii="Calibri" w:hAnsi="Calibri" w:cs="Arial"/>
+          <w:rtl/>
+          <w:sz w:val="24"/>
+          <w:szCs w:val="24"/>
+        </w:rPr>
+        <w:t xml:space="preserve">EMS.QA.FRM.00.01. سجل تحليل المخاطر بعد الطلبية</w:t>
+      </w:r>
+    </w:p>
+    <w:p>
+      <w:pPr>
+        <w:pStyle w:val="ListeParagraf"/>
+        <w:numPr>
+          <w:ilvl w:val="0"/>
+          <w:numId w:val="1"/>
+        </w:numPr>
+        <w:bidi/>
+        <w:spacing w:after="60"/>
+        <w:jc w:val="both"/>
+      </w:pPr>
+      <w:r>
+        <w:rPr>
+          <w:rFonts w:ascii="Calibri" w:hAnsi="Calibri" w:cs="Arial"/>
+          <w:rtl/>
+          <w:sz w:val="24"/>
+          <w:szCs w:val="24"/>
+        </w:rPr>
+        <w:t xml:space="preserve">EMS.QA.FRM.00.02. سجل تحليل المخاطر</w:t>
+      </w:r>
+    </w:p>
+    <w:p>
+      <w:pPr>
+        <w:pStyle w:val="ListeParagraf"/>
+        <w:numPr>
+          <w:ilvl w:val="0"/>
+          <w:numId w:val="1"/>
+        </w:numPr>
+        <w:bidi/>
+        <w:spacing w:after="60"/>
+        <w:jc w:val="both"/>
+      </w:pPr>
+      <w:r>
+        <w:rPr>
+          <w:rFonts w:ascii="Calibri" w:hAnsi="Calibri" w:cs="Arial"/>
+          <w:rtl/>
+          <w:sz w:val="24"/>
+          <w:szCs w:val="24"/>
+        </w:rPr>
+        <w:t xml:space="preserve">PRS-ONH-02 إجراء تحليل المخاطر؛ TLM-ONH-02 تعليمات إدارة اجتماع تحليل المخاطر</w:t>
+      </w:r>
+    </w:p>
+    <w:p>
+      <w:pPr>
+        <w:pStyle w:val="ListeParagraf"/>
+        <w:numPr>
+          <w:ilvl w:val="0"/>
+          <w:numId w:val="1"/>
+        </w:numPr>
+        <w:bidi/>
+        <w:spacing w:after="60"/>
+        <w:jc w:val="both"/>
+      </w:pPr>
+      <w:r>
+        <w:rPr>
+          <w:rFonts w:ascii="Calibri" w:hAnsi="Calibri" w:cs="Arial"/>
+          <w:rtl/>
+          <w:sz w:val="24"/>
+          <w:szCs w:val="24"/>
+        </w:rPr>
+        <w:t xml:space="preserve">EMS.ÜR.PRO.05.03. إجراء مراجعة الطلبية (العقد)</w:t>
+      </w:r>
+    </w:p>
+    <w:p>
+      <w:pPr>
+        <w:pStyle w:val="ListeParagraf"/>
+        <w:numPr>
+          <w:ilvl w:val="0"/>
+          <w:numId w:val="1"/>
+        </w:numPr>
+        <w:bidi/>
+        <w:spacing w:after="60"/>
+        <w:jc w:val="both"/>
+      </w:pPr>
+      <w:r>
+        <w:rPr>
+          <w:rFonts w:ascii="Calibri" w:hAnsi="Calibri" w:cs="Arial"/>
+          <w:rtl/>
+          <w:sz w:val="24"/>
+          <w:szCs w:val="24"/>
+        </w:rPr>
+        <w:t xml:space="preserve">EMS.YS.PRO.11.03. إجراء سياق المنظمة والأطراف المعنية</w:t>
+      </w:r>
+    </w:p>
+    <w:p>
+      <w:pPr>
+        <w:pStyle w:val="ListeParagraf"/>
+        <w:numPr>
+          <w:ilvl w:val="0"/>
+          <w:numId w:val="1"/>
+        </w:numPr>
+        <w:bidi/>
+        <w:spacing w:after="60"/>
+        <w:jc w:val="both"/>
+      </w:pPr>
+      <w:r>
+        <w:rPr>
+          <w:rFonts w:ascii="Calibri" w:hAnsi="Calibri" w:cs="Arial"/>
+          <w:rtl/>
+          <w:sz w:val="24"/>
+          <w:szCs w:val="24"/>
+        </w:rPr>
+        <w:t xml:space="preserve">EMS.YS.PRO.11.02. إجراء التدقيق الداخلي وعدم المطابقة والإجراء التصحيحي</w:t>
+      </w:r>
+    </w:p>
+    <w:p>
+      <w:pPr>
+        <w:pStyle w:val="ListeParagraf"/>
+        <w:numPr>
+          <w:ilvl w:val="0"/>
+          <w:numId w:val="1"/>
+        </w:numPr>
+        <w:bidi/>
+        <w:spacing w:after="60"/>
+        <w:jc w:val="both"/>
+      </w:pPr>
+      <w:r>
+        <w:rPr>
+          <w:rFonts w:ascii="Calibri" w:hAnsi="Calibri" w:cs="Arial"/>
+          <w:rtl/>
+          <w:sz w:val="24"/>
+          <w:szCs w:val="24"/>
+        </w:rPr>
+        <w:t xml:space="preserve">EMS.YS.PRO.11.05. إجراء مراجعة الإدارة</w:t>
+      </w:r>
+    </w:p>
+    <w:p>
+      <w:pPr>
+        <w:pStyle w:val="ListeParagraf"/>
+        <w:numPr>
+          <w:ilvl w:val="0"/>
+          <w:numId w:val="1"/>
+        </w:numPr>
+        <w:bidi/>
+        <w:spacing w:after="60"/>
+        <w:jc w:val="both"/>
+      </w:pPr>
+      <w:r>
+        <w:rPr>
+          <w:rFonts w:ascii="Calibri" w:hAnsi="Calibri" w:cs="Arial"/>
+          <w:rtl/>
+          <w:sz w:val="24"/>
+          <w:szCs w:val="24"/>
+        </w:rPr>
+        <w:t xml:space="preserve">EMS.ÇV.PRO.19.01. إجراء تقييم الجوانب والآثار البيئية</w:t>
+      </w:r>
+    </w:p>
+    <w:p>
+      <w:pPr>
+        <w:pStyle w:val="ListeParagraf"/>
+        <w:numPr>
+          <w:ilvl w:val="0"/>
+          <w:numId w:val="1"/>
+        </w:numPr>
+        <w:bidi/>
+        <w:spacing w:after="60"/>
+        <w:jc w:val="both"/>
+      </w:pPr>
+      <w:r>
+        <w:rPr>
+          <w:rFonts w:ascii="Calibri" w:hAnsi="Calibri" w:cs="Arial"/>
+          <w:rtl/>
+          <w:sz w:val="24"/>
+          <w:szCs w:val="24"/>
+        </w:rPr>
+        <w:t xml:space="preserve">EMS.İS.PRO.18.01. إجراء تحديد المخاطر وتقييمها</w:t>
+      </w:r>
+    </w:p>
+    <w:p>
+      <w:pPr>
+        <w:pStyle w:val="ListeParagraf"/>
+        <w:numPr>
+          <w:ilvl w:val="0"/>
+          <w:numId w:val="1"/>
+        </w:numPr>
+        <w:bidi/>
+        <w:spacing w:after="60"/>
+        <w:jc w:val="both"/>
+      </w:pPr>
+      <w:r>
+        <w:rPr>
+          <w:rFonts w:ascii="Calibri" w:hAnsi="Calibri" w:cs="Arial"/>
+          <w:rtl/>
+          <w:sz w:val="24"/>
+          <w:szCs w:val="24"/>
+        </w:rPr>
+        <w:t xml:space="preserve">EMS.İS.PRO.18.17. إجراء إدارة التغيير</w:t>
+      </w:r>
+    </w:p>
+    <w:p>
+      <w:pPr>
+        <w:pStyle w:val="ListeParagraf"/>
+        <w:numPr>
+          <w:ilvl w:val="0"/>
+          <w:numId w:val="1"/>
+        </w:numPr>
+        <w:bidi/>
+        <w:spacing w:after="60"/>
+        <w:jc w:val="both"/>
+      </w:pPr>
+      <w:r>
+        <w:rPr>
+          <w:rFonts w:ascii="Calibri" w:hAnsi="Calibri" w:cs="Arial"/>
+          <w:rtl/>
+          <w:sz w:val="24"/>
+          <w:szCs w:val="24"/>
+        </w:rPr>
+        <w:t xml:space="preserve">EMS.İD.PRO.03.06. إجراء تقييم المخاطر الأمنية وأمن الأفراد</w:t>
       </w:r>
     </w:p>
     <w:p>
@@ -2589,7 +3408,7 @@
           <w:sz w:val="24"/>
           <w:szCs w:val="24"/>
         </w:rPr>
-        <w:t xml:space="preserve">8. التغذية الراجعة والمتابعة</w:t>
+        <w:t xml:space="preserve">9. التغذية الراجعة والمتابعة</w:t>
       </w:r>
     </w:p>
     <w:p>
@@ -2607,10 +3426,9 @@
           <w:sz w:val="24"/>
           <w:szCs w:val="24"/>
         </w:rPr>
-        <w:t xml:space="preserve">يُراجع هذا الإجراء سنويًا من قبل ممثل نظام الإدارة. وتُقيّم ملاحظات مديري الأقسام ونتائج التدقيق والتغيرات في السياق، ويُعدل الإجراء عند الحاجة.</w:t>
-      </w:r>
-    </w:p>
-    <w:p/>
+        <w:t xml:space="preserve">يُراجع هذا الإجراء سنويًا من قبل ممثل نظام الإدارة. وتُقيّم ملاحظات مديري الأقسام ونتائج التدقيق والتغيرات في السياق، ويُعدل الإجراء عند الحاجة. وتُحفظ السجلات لمدة ثلاث سنوات.</w:t>
+      </w:r>
+    </w:p>
     <w:p>
       <w:pPr>
         <w:pStyle w:val="ListeParagraf"/>
@@ -3852,6 +4670,23 @@
     </w:tbl>
     <w:p>
       <w:pPr>
+        <w:pStyle w:val="ListeParagraf"/>
+        <w:spacing w:before="160" w:after="0"/>
+        <w:ind w:left="709"/>
+      </w:pPr>
+      <w:r>
+        <w:rPr>
+          <w:rFonts w:ascii="Calibri" w:hAnsi="Calibri" w:cs="Calibri"/>
+          <w:b/>
+          <w:bCs/>
+          <w:sz w:val="20"/>
+          <w:szCs w:val="20"/>
+        </w:rPr>
+        <w:t xml:space="preserve">Hazırlayan: Kalite Güvence Müdürü  ..........................    Kalite Müdürü: ..........................</w:t>
+      </w:r>
+    </w:p>
+    <w:p>
+      <w:pPr>
         <w:spacing w:before="0" w:after="0" w:line="20" w:lineRule="exact"/>
         <w:rPr>
           <w:vanish/>
@@ -4392,7 +5227,7 @@
               <w:sz w:val="16"/>
               <w:szCs w:val="16"/>
             </w:rPr>
-            <w:t>0</w:t>
+            <w:t>1</w:t>
           </w:r>
         </w:p>
         <w:p>
@@ -4411,7 +5246,7 @@
               <w:sz w:val="16"/>
               <w:szCs w:val="16"/>
             </w:rPr>
-            <w:t>… / … / …</w:t>
+            <w:t>14.10.2026</w:t>
           </w:r>
         </w:p>
       </w:tc>

--- a/prosedurler/EMS.YS.PRO.11.04. Risks and Opportunities Procedure.docx
+++ b/prosedurler/EMS.YS.PRO.11.04. Risks and Opportunities Procedure.docx
@@ -4682,7 +4682,41 @@
           <w:sz w:val="20"/>
           <w:szCs w:val="20"/>
         </w:rPr>
-        <w:t xml:space="preserve">Hazırlayan: Kalite Güvence Müdürü  ..........................    Kalite Müdürü: ..........................</w:t>
+        <w:t xml:space="preserve">Hazırlayan: Kalite Güvence Müdürü  ..........................</w:t>
+      </w:r>
+    </w:p>
+    <w:p>
+      <w:pPr>
+        <w:pStyle w:val="ListeParagraf"/>
+        <w:spacing w:before="40" w:after="0"/>
+        <w:ind w:left="709"/>
+      </w:pPr>
+      <w:r>
+        <w:rPr>
+          <w:rFonts w:ascii="Calibri" w:hAnsi="Calibri" w:cs="Calibri"/>
+          <w:b/>
+          <w:bCs/>
+          <w:sz w:val="20"/>
+          <w:szCs w:val="20"/>
+        </w:rPr>
+        <w:t xml:space="preserve">Kontrol: Fabrika Müdürü  ..........................</w:t>
+      </w:r>
+    </w:p>
+    <w:p>
+      <w:pPr>
+        <w:pStyle w:val="ListeParagraf"/>
+        <w:spacing w:before="40" w:after="0"/>
+        <w:ind w:left="709"/>
+      </w:pPr>
+      <w:r>
+        <w:rPr>
+          <w:rFonts w:ascii="Calibri" w:hAnsi="Calibri" w:cs="Calibri"/>
+          <w:b/>
+          <w:bCs/>
+          <w:sz w:val="20"/>
+          <w:szCs w:val="20"/>
+        </w:rPr>
+        <w:t xml:space="preserve">Kalite Müdürü: ..........................    Fabrika Müdürü: ..........................</w:t>
       </w:r>
     </w:p>
     <w:p>

--- a/prosedurler/EMS.YS.PRO.11.04. Risks and Opportunities Procedure.docx
+++ b/prosedurler/EMS.YS.PRO.11.04. Risks and Opportunities Procedure.docx
@@ -884,7 +884,7 @@
           <w:sz w:val="24"/>
           <w:szCs w:val="24"/>
         </w:rPr>
-        <w:t xml:space="preserve">3.1. For each accepted customer order and before production, Quality Assurance holds a risk analysis meeting with Merchandising, Planning, Production and Laboratory (TLM-ONH-02), according to EMS.ÜR.PRO.05.03.</w:t>
+        <w:t xml:space="preserve">3.1. For each accepted customer order and before production, Quality Assurance holds a risk analysis meeting with Merchandising, Planning, Production and Laboratory (EMS.ÜR.TL.05.11), according to EMS.ÜR.PRO.05.03.</w:t>
       </w:r>
     </w:p>
     <w:p>
@@ -1423,7 +1423,7 @@
           <w:sz w:val="24"/>
           <w:szCs w:val="24"/>
         </w:rPr>
-        <w:t xml:space="preserve">PRS-ONH-02 Risk Analysis Procedure; TLM-ONH-02 Risk analysis meeting instruction</w:t>
+        <w:t xml:space="preserve">EMS.YS.PRO.11.04 Risk Analysis Procedure; EMS.ÜR.TL.05.11 Risk analysis meeting instruction</w:t>
       </w:r>
     </w:p>
     <w:p>
@@ -2610,7 +2610,7 @@
           <w:sz w:val="24"/>
           <w:szCs w:val="24"/>
         </w:rPr>
-        <w:t xml:space="preserve">3.1. لكل طلبية عميل مقبولة وقبل الإنتاج، يعقد ضمان الجودة اجتماع تحليل المخاطر مع الميرشندايزينغ والتخطيط والإنتاج والمختبر (TLM-ONH-02)، وفق EMS.ÜR.PRO.05.03.</w:t>
+        <w:t xml:space="preserve">3.1. لكل طلبية عميل مقبولة وقبل الإنتاج، يعقد ضمان الجودة اجتماع تحليل المخاطر مع الميرشندايزينغ والتخطيط والإنتاج والمختبر (EMS.ÜR.TL.05.11)، وفق EMS.ÜR.PRO.05.03.</w:t>
       </w:r>
     </w:p>
     <w:p>
@@ -3212,7 +3212,7 @@
           <w:sz w:val="24"/>
           <w:szCs w:val="24"/>
         </w:rPr>
-        <w:t xml:space="preserve">PRS-ONH-02 إجراء تحليل المخاطر؛ TLM-ONH-02 تعليمات إدارة اجتماع تحليل المخاطر</w:t>
+        <w:t xml:space="preserve">EMS.YS.PRO.11.04 إجراء تحليل المخاطر؛ EMS.ÜR.TL.05.11 تعليمات إدارة اجتماع تحليل المخاطر</w:t>
       </w:r>
     </w:p>
     <w:p>
